--- a/nda.docx
+++ b/nda.docx
@@ -1,6 +1,6 @@
 
 <file path=word/document.xml><?xml version="1.0" encoding="utf-8"?>
-<w:document xmlns:wpc="http://schemas.microsoft.com/office/word/2010/wordprocessingCanvas" xmlns:mc="http://schemas.openxmlformats.org/markup-compatibility/2006" xmlns:o="urn:schemas-microsoft-com:office:office" xmlns:r="http://schemas.openxmlformats.org/officeDocument/2006/relationships" xmlns:m="http://schemas.openxmlformats.org/officeDocument/2006/math" xmlns:v="urn:schemas-microsoft-com:vml" xmlns:wp14="http://schemas.microsoft.com/office/word/2010/wordprocessingDrawing" xmlns:wp="http://schemas.openxmlformats.org/drawingml/2006/wordprocessingDrawing" xmlns:w="http://schemas.openxmlformats.org/wordprocessingml/2006/main" xmlns:w14="http://schemas.microsoft.com/office/word/2010/wordml" xmlns:w10="urn:schemas-microsoft-com:office:word" xmlns:w15="http://schemas.microsoft.com/office/word/2012/wordml" xmlns:wpg="http://schemas.microsoft.com/office/word/2010/wordprocessingGroup" xmlns:wpi="http://schemas.microsoft.com/office/word/2010/wordprocessingInk" xmlns:wne="http://schemas.microsoft.com/office/word/2006/wordml" xmlns:wps="http://schemas.microsoft.com/office/word/2010/wordprocessingShape" xmlns:wpsCustomData="http://www.wps.cn/officeDocument/2013/wpsCustomData" mc:Ignorable="w14 w15 wp14">
+<w:document xmlns:wpc="http://schemas.microsoft.com/office/word/2010/wordprocessingCanvas" xmlns:cx="http://schemas.microsoft.com/office/drawing/2014/chartex" xmlns:cx1="http://schemas.microsoft.com/office/drawing/2015/9/8/chartex" xmlns:cx2="http://schemas.microsoft.com/office/drawing/2015/10/21/chartex" xmlns:cx3="http://schemas.microsoft.com/office/drawing/2016/5/9/chartex" xmlns:cx4="http://schemas.microsoft.com/office/drawing/2016/5/10/chartex" xmlns:cx5="http://schemas.microsoft.com/office/drawing/2016/5/11/chartex" xmlns:cx6="http://schemas.microsoft.com/office/drawing/2016/5/12/chartex" xmlns:cx7="http://schemas.microsoft.com/office/drawing/2016/5/13/chartex" xmlns:cx8="http://schemas.microsoft.com/office/drawing/2016/5/14/chartex" xmlns:mc="http://schemas.openxmlformats.org/markup-compatibility/2006" xmlns:aink="http://schemas.microsoft.com/office/drawing/2016/ink" xmlns:am3d="http://schemas.microsoft.com/office/drawing/2017/model3d" xmlns:o="urn:schemas-microsoft-com:office:office" xmlns:oel="http://schemas.microsoft.com/office/2019/extlst" xmlns:r="http://schemas.openxmlformats.org/officeDocument/2006/relationships" xmlns:m="http://schemas.openxmlformats.org/officeDocument/2006/math" xmlns:v="urn:schemas-microsoft-com:vml" xmlns:wp14="http://schemas.microsoft.com/office/word/2010/wordprocessingDrawing" xmlns:wp="http://schemas.openxmlformats.org/drawingml/2006/wordprocessingDrawing" xmlns:w10="urn:schemas-microsoft-com:office:word" xmlns:w="http://schemas.openxmlformats.org/wordprocessingml/2006/main" xmlns:w14="http://schemas.microsoft.com/office/word/2010/wordml" xmlns:w15="http://schemas.microsoft.com/office/word/2012/wordml" xmlns:w16cex="http://schemas.microsoft.com/office/word/2018/wordml/cex" xmlns:w16cid="http://schemas.microsoft.com/office/word/2016/wordml/cid" xmlns:w16="http://schemas.microsoft.com/office/word/2018/wordml" xmlns:w16du="http://schemas.microsoft.com/office/word/2023/wordml/word16du" xmlns:w16sdtdh="http://schemas.microsoft.com/office/word/2020/wordml/sdtdatahash" xmlns:w16sdtfl="http://schemas.microsoft.com/office/word/2024/wordml/sdtformatlock" xmlns:w16se="http://schemas.microsoft.com/office/word/2015/wordml/symex" xmlns:wpg="http://schemas.microsoft.com/office/word/2010/wordprocessingGroup" xmlns:wpi="http://schemas.microsoft.com/office/word/2010/wordprocessingInk" xmlns:wne="http://schemas.microsoft.com/office/word/2006/wordml" xmlns:wps="http://schemas.microsoft.com/office/word/2010/wordprocessingShape" mc:Ignorable="w14 w15 w16se w16cid w16 w16cex w16sdtdh w16sdtfl w16du wp14">
   <w:body>
     <w:p>
       <w:pPr>
@@ -31,34 +31,6 @@
     </w:p>
     <w:p>
       <w:pPr>
-        <w:jc w:val="right"/>
-        <w:rPr>
-          <w:rFonts w:ascii="Arial" w:hAnsi="Arial" w:cs="Arial"/>
-          <w:sz w:val="20"/>
-          <w:szCs w:val="20"/>
-        </w:rPr>
-      </w:pPr>
-      <w:r>
-        <w:rPr>
-          <w:rFonts w:ascii="Arial" w:hAnsi="Arial" w:eastAsia="Times New Roman" w:cs="Arial"/>
-          <w:color w:val="auto"/>
-          <w:sz w:val="20"/>
-          <w:szCs w:val="20"/>
-        </w:rPr>
-        <w:t>jkjklj</w:t>
-      </w:r>
-    </w:p>
-    <w:p>
-      <w:pPr>
-        <w:rPr>
-          <w:rFonts w:ascii="Arial" w:hAnsi="Arial" w:cs="Arial"/>
-          <w:sz w:val="20"/>
-          <w:szCs w:val="20"/>
-        </w:rPr>
-      </w:pPr>
-    </w:p>
-    <w:p>
-      <w:pPr>
         <w:rPr>
           <w:rFonts w:ascii="Arial" w:hAnsi="Arial" w:cs="Arial"/>
           <w:sz w:val="20"/>
@@ -99,19 +71,18 @@
           <w:szCs w:val="20"/>
           <w:lang w:val="en-GB"/>
         </w:rPr>
-        <w:t>WHEREAS, Cornell and _________________ (hereinafter referred to as the party and/or the parties), wish to have discussions on and explore possibilities for cooperation in the field of research and development of ______________________</w:t>
-      </w:r>
-      <w:bookmarkStart w:id="1" w:name="_GoBack"/>
-      <w:bookmarkEnd w:id="1"/>
-      <w:r>
+        <w:t>WHEREAS, Cornell and _________________ (hereinafter referred to as the party and/or the parties), wish to have discussions on and explore possibilities for cooperation in the field of research and development of ______________________________________, and consequently will exchange certain proprietary information relating to their respective know-how, products and businesses for the purpose of evaluating a possible collaboration;</w:t>
+      </w:r>
+    </w:p>
+    <w:p>
+      <w:pPr>
         <w:rPr>
           <w:rFonts w:ascii="Arial" w:hAnsi="Arial" w:cs="Arial"/>
           <w:sz w:val="20"/>
           <w:szCs w:val="20"/>
           <w:lang w:val="en-GB"/>
         </w:rPr>
-        <w:t>________________, and consequently will exchange certain proprietary information relating to their respective know-how, products and businesses for the purpose of evaluating a possible collaboration;</w:t>
-      </w:r>
+      </w:pPr>
     </w:p>
     <w:p>
       <w:pPr>
@@ -122,23 +93,13 @@
           <w:lang w:val="en-GB"/>
         </w:rPr>
       </w:pPr>
-    </w:p>
-    <w:p>
-      <w:pPr>
+      <w:r>
         <w:rPr>
           <w:rFonts w:ascii="Arial" w:hAnsi="Arial" w:cs="Arial"/>
           <w:sz w:val="20"/>
           <w:szCs w:val="20"/>
           <w:lang w:val="en-GB"/>
         </w:rPr>
-      </w:pPr>
-      <w:r>
-        <w:rPr>
-          <w:rFonts w:ascii="Arial" w:hAnsi="Arial" w:cs="Arial"/>
-          <w:sz w:val="20"/>
-          <w:szCs w:val="20"/>
-          <w:lang w:val="en-GB"/>
-        </w:rPr>
         <w:t xml:space="preserve">NOW, THEREFORE, in consideration of the promises recited herein, each party hereto agrees to disclose and to receive information as applicable in a manner consistent with the following provisions: </w:t>
       </w:r>
     </w:p>
@@ -174,13 +135,6 @@
           <w:szCs w:val="20"/>
         </w:rPr>
         <w:tab/>
-      </w:r>
-      <w:r>
-        <w:rPr>
-          <w:rFonts w:ascii="Arial" w:hAnsi="Arial" w:cs="Arial"/>
-          <w:sz w:val="20"/>
-          <w:szCs w:val="20"/>
-        </w:rPr>
         <w:t>"Confidential Information” shall mean any and all information, know-how and data, technical or non-technical, disclosed or provided by one party to the other, whether in oral, written, graphic, photographic, electronic or any other form, except for subject matter and information:</w:t>
       </w:r>
     </w:p>
@@ -300,7 +254,7 @@
     </w:p>
     <w:p>
       <w:pPr>
-        <w:ind w:left="432" w:right="0" w:firstLine="0"/>
+        <w:ind w:left="432"/>
         <w:rPr>
           <w:rFonts w:ascii="Arial" w:hAnsi="Arial" w:cs="Arial"/>
           <w:sz w:val="20"/>
@@ -331,13 +285,6 @@
           <w:szCs w:val="20"/>
         </w:rPr>
         <w:tab/>
-      </w:r>
-      <w:r>
-        <w:rPr>
-          <w:rFonts w:ascii="Arial" w:hAnsi="Arial" w:cs="Arial"/>
-          <w:sz w:val="20"/>
-          <w:szCs w:val="20"/>
-        </w:rPr>
         <w:t>All information disclosed in tangible form under this Agreement shall be conspicuously marked in writing as “Confidential Information”. All information disclosed in oral or other intangible form shall be identified as confidential at the time of disclosure and confirmed in written summary form marked “Confidential Information” and transmitted to the receiving party within 30 days of its disclosure. Each party retains the right to refuse receipt of written material which it does not consider to be essential to the completion of the project or which it believes to be improperly designated as Confidential Information, or for any other reason.</w:t>
       </w:r>
     </w:p>
@@ -373,13 +320,6 @@
           <w:szCs w:val="20"/>
         </w:rPr>
         <w:tab/>
-      </w:r>
-      <w:r>
-        <w:rPr>
-          <w:rFonts w:ascii="Arial" w:hAnsi="Arial" w:cs="Arial"/>
-          <w:sz w:val="20"/>
-          <w:szCs w:val="20"/>
-        </w:rPr>
         <w:t>The parties agree to hold in confidence and withhold from third parties any and all Confidential Information disclosed by one party to the other, on or after the Effective Date of this Agreement, and to use Confidential Information only for the purposes set forth in this Agreement, unless the originating party agrees in writing to a change of purpose.</w:t>
       </w:r>
     </w:p>
@@ -415,13 +355,6 @@
           <w:szCs w:val="20"/>
         </w:rPr>
         <w:tab/>
-      </w:r>
-      <w:r>
-        <w:rPr>
-          <w:rFonts w:ascii="Arial" w:hAnsi="Arial" w:cs="Arial"/>
-          <w:sz w:val="20"/>
-          <w:szCs w:val="20"/>
-        </w:rPr>
         <w:t xml:space="preserve">Each receiving party agrees to take reasonable and appropriate measures to safeguard any Confidential Information received from the disclosing party from unauthorized use, publication or disclosure to others, and to limit access to Confidential Information to those employees within the receiving party’s organization who reasonably require such access in order to accomplish the purposes stated above.  The above obligations relating to use and disclosure shall be satisfied by the receiving party affording the Confidential Information the degree of care normally used by the receiving party in the protection of its own Confidential Information of like quality, but in any event, no less than reasonable care.  </w:t>
       </w:r>
     </w:p>
@@ -457,13 +390,6 @@
           <w:szCs w:val="20"/>
         </w:rPr>
         <w:tab/>
-      </w:r>
-      <w:r>
-        <w:rPr>
-          <w:rFonts w:ascii="Arial" w:hAnsi="Arial" w:cs="Arial"/>
-          <w:sz w:val="20"/>
-          <w:szCs w:val="20"/>
-        </w:rPr>
         <w:t xml:space="preserve">Unless otherwise specified in writing, all Confidential Information remains the disclosing party's property.  Immediately upon request of the disclosing party or within thirty (30) days from the date of termination or expiration of this Agreement, the receiving party agrees to cease using the Confidential Information and to return or destroy all Confidential Information received from the disclosing party. Each party shall be permitted to retain one copy of the other party’s written Confidential Information, which the receiving party may keep solely to monitor its obligation under this Agreement.  </w:t>
       </w:r>
     </w:p>
@@ -475,35 +401,33 @@
           <w:szCs w:val="20"/>
         </w:rPr>
         <w:sectPr>
+          <w:headerReference w:type="default" r:id="rId7"/>
+          <w:footerReference w:type="default" r:id="rId8"/>
+          <w:footerReference w:type="first" r:id="rId9"/>
           <w:pgSz w:w="12240" w:h="15840"/>
           <w:pgMar w:top="720" w:right="720" w:bottom="720" w:left="720" w:header="720" w:footer="720" w:gutter="0"/>
-          <w:pgNumType w:fmt="decimal"/>
-          <w:cols w:space="720" w:num="1"/>
+          <w:cols w:space="720"/>
           <w:formProt w:val="0"/>
           <w:titlePg/>
           <w:docGrid w:linePitch="240" w:charSpace="-6145"/>
-          <w:footerReference r:id="rId5" w:type="first"/>
-          <w:headerReference w:type="default" r:id="rId3"/>
-          <w:footerReference r:id="rId4" w:type="default"/>
         </w:sectPr>
       </w:pPr>
-      <w:bookmarkStart w:id="0" w:name="_GoBack"/>
-      <w:bookmarkEnd w:id="0"/>
-    </w:p>
-    <w:p>
-      <w:pPr>
-        <w:rPr>
-          <w:rFonts w:ascii="Arial" w:hAnsi="Arial" w:cs="Arial"/>
-          <w:sz w:val="20"/>
-          <w:szCs w:val="20"/>
-        </w:rPr>
-      </w:pPr>
-      <w:r>
-        <w:rPr>
-          <w:rFonts w:ascii="Arial" w:hAnsi="Arial" w:cs="Arial"/>
-          <w:sz w:val="20"/>
-          <w:szCs w:val="20"/>
-        </w:rPr>
+    </w:p>
+    <w:p>
+      <w:pPr>
+        <w:rPr>
+          <w:rFonts w:ascii="Arial" w:hAnsi="Arial" w:cs="Arial"/>
+          <w:sz w:val="20"/>
+          <w:szCs w:val="20"/>
+        </w:rPr>
+      </w:pPr>
+      <w:r>
+        <w:rPr>
+          <w:rFonts w:ascii="Arial" w:hAnsi="Arial" w:cs="Arial"/>
+          <w:sz w:val="20"/>
+          <w:szCs w:val="20"/>
+        </w:rPr>
+        <w:lastRenderedPageBreak/>
         <w:t>6.</w:t>
       </w:r>
       <w:r>
@@ -513,13 +437,6 @@
           <w:szCs w:val="20"/>
         </w:rPr>
         <w:tab/>
-      </w:r>
-      <w:r>
-        <w:rPr>
-          <w:rFonts w:ascii="Arial" w:hAnsi="Arial" w:cs="Arial"/>
-          <w:sz w:val="20"/>
-          <w:szCs w:val="20"/>
-        </w:rPr>
         <w:t xml:space="preserve">The term of this Agreement shall be for one (1) year from the Effective Date (“Expiration”).  The receiving party shall hold all Confidential Information as confidential for two (2) years from the date of Expiration.  </w:t>
       </w:r>
     </w:p>
@@ -555,13 +472,6 @@
           <w:szCs w:val="20"/>
         </w:rPr>
         <w:tab/>
-      </w:r>
-      <w:r>
-        <w:rPr>
-          <w:rFonts w:ascii="Arial" w:hAnsi="Arial" w:cs="Arial"/>
-          <w:sz w:val="20"/>
-          <w:szCs w:val="20"/>
-        </w:rPr>
         <w:t xml:space="preserve">Nothing contained in this Agreement shall be construed as an obligation to enter into any further agreement concerning the Confidential Information.  No license, right or options under any patent, copyright, trademark, mask works, or equivalent rights are granted by this Agreement.  </w:t>
       </w:r>
     </w:p>
@@ -597,13 +507,6 @@
           <w:szCs w:val="20"/>
         </w:rPr>
         <w:tab/>
-      </w:r>
-      <w:r>
-        <w:rPr>
-          <w:rFonts w:ascii="Arial" w:hAnsi="Arial" w:cs="Arial"/>
-          <w:sz w:val="20"/>
-          <w:szCs w:val="20"/>
-        </w:rPr>
         <w:t xml:space="preserve">Neither party shall make use of this Agreement, or use the other's name or that of any member of the other's staff for publicity, advertising or other commercial purposes without prior written approval of the other party.  </w:t>
       </w:r>
     </w:p>
@@ -639,13 +542,6 @@
           <w:szCs w:val="20"/>
         </w:rPr>
         <w:tab/>
-      </w:r>
-      <w:r>
-        <w:rPr>
-          <w:rFonts w:ascii="Arial" w:hAnsi="Arial" w:cs="Arial"/>
-          <w:sz w:val="20"/>
-          <w:szCs w:val="20"/>
-        </w:rPr>
         <w:t xml:space="preserve">Each party acknowledges that certain information or technology provided by the other party under this Agreement may be subject to United States export control laws and regulations (collectively, “Export Control Laws”) which include, without limitation, the International Traffic in Arms Regulations (ITAR), Export Administration Regulations (EAR) and regulations and orders administered by the Office of Foreign Assets Control (OFAC).  Each party agrees to comply with all Export Control Laws.  The disclosing party shall provide the receiving party with written notice containing the nature of any such export controlled information, including Export Control Classification Number (ECCN) or United States Munitions List (USML) category, prior to any exchange of such export controlled Confidential Information.  The disclosing party shall not disclose any information subject to Export Control Laws unless and until the disclosing party has been notified in writing that a plan for the transfer and control of the information has been created by the receiving party.  </w:t>
       </w:r>
     </w:p>
@@ -684,14 +580,6 @@
           <w:szCs w:val="20"/>
         </w:rPr>
         <w:tab/>
-      </w:r>
-      <w:r>
-        <w:rPr>
-          <w:rFonts w:ascii="Arial" w:hAnsi="Arial" w:cs="Arial"/>
-          <w:bCs/>
-          <w:sz w:val="20"/>
-          <w:szCs w:val="20"/>
-        </w:rPr>
         <w:t>Should any court of competent jurisdiction later consider any provisions of this Agreement to be invalid, illegal, or unenforceable, such provisions shall be considered severed from this Agreement.  All other provisions, rights, and obligations shall continue without regard to the severed provision, provided that the remaining provisions of this Agreement are in accordance with the intentions of the parties.</w:t>
       </w:r>
     </w:p>
@@ -753,13 +641,6 @@
           <w:szCs w:val="20"/>
         </w:rPr>
         <w:tab/>
-      </w:r>
-      <w:r>
-        <w:rPr>
-          <w:rFonts w:ascii="Arial" w:hAnsi="Arial" w:cs="Arial"/>
-          <w:sz w:val="20"/>
-          <w:szCs w:val="20"/>
-        </w:rPr>
         <w:t xml:space="preserve">This Agreement contains the entire understanding between the parties with respect to the Confidential Information described herein and supersedes all prior understandings whether written or oral.  Any modification, amendment or waiver of the terms of this Agreement shall require the written approval of authorized representatives of each party. </w:t>
       </w:r>
     </w:p>
@@ -923,13 +804,6 @@
           <w:szCs w:val="20"/>
         </w:rPr>
         <w:tab/>
-      </w:r>
-      <w:r>
-        <w:rPr>
-          <w:rFonts w:ascii="Arial" w:hAnsi="Arial" w:cs="Arial"/>
-          <w:sz w:val="20"/>
-          <w:szCs w:val="20"/>
-        </w:rPr>
         <w:t>COLLABORATOR NAME</w:t>
       </w:r>
       <w:r>
@@ -963,13 +837,6 @@
           <w:szCs w:val="20"/>
         </w:rPr>
         <w:tab/>
-      </w:r>
-      <w:r>
-        <w:rPr>
-          <w:rFonts w:ascii="Arial" w:hAnsi="Arial" w:cs="Arial"/>
-          <w:sz w:val="20"/>
-          <w:szCs w:val="20"/>
-        </w:rPr>
         <w:t xml:space="preserve">  Office of Sponsored Programs</w:t>
       </w:r>
       <w:r>
@@ -1178,13 +1045,6 @@
           <w:szCs w:val="20"/>
         </w:rPr>
         <w:tab/>
-      </w:r>
-      <w:r>
-        <w:rPr>
-          <w:rFonts w:ascii="Arial" w:hAnsi="Arial" w:cs="Arial"/>
-          <w:sz w:val="20"/>
-          <w:szCs w:val="20"/>
-        </w:rPr>
         <w:t>Name/Title</w:t>
       </w:r>
     </w:p>
@@ -1440,13 +1300,6 @@
           <w:szCs w:val="20"/>
         </w:rPr>
         <w:tab/>
-      </w:r>
-      <w:r>
-        <w:rPr>
-          <w:rFonts w:ascii="Arial" w:hAnsi="Arial" w:cs="Arial"/>
-          <w:sz w:val="20"/>
-          <w:szCs w:val="20"/>
-        </w:rPr>
         <w:t>Date</w:t>
       </w:r>
       <w:r>
@@ -1475,40 +1328,58 @@
       </w:r>
     </w:p>
     <w:sectPr>
+      <w:headerReference w:type="default" r:id="rId10"/>
+      <w:footerReference w:type="default" r:id="rId11"/>
+      <w:headerReference w:type="first" r:id="rId12"/>
+      <w:footerReference w:type="first" r:id="rId13"/>
       <w:pgSz w:w="12240" w:h="15840"/>
       <w:pgMar w:top="1440" w:right="1008" w:bottom="1152" w:left="994" w:header="720" w:footer="720" w:gutter="0"/>
-      <w:pgNumType w:fmt="decimal"/>
-      <w:cols w:space="720" w:num="1"/>
+      <w:cols w:space="720"/>
       <w:formProt w:val="0"/>
       <w:titlePg/>
       <w:docGrid w:linePitch="240" w:charSpace="-6145"/>
-      <w:headerReference w:type="first" r:id="rId7"/>
-      <w:footerReference r:id="rId9" w:type="first"/>
-      <w:headerReference w:type="default" r:id="rId6"/>
-      <w:footerReference r:id="rId8" w:type="default"/>
     </w:sectPr>
   </w:body>
 </w:document>
 </file>
 
+<file path=word/endnotes.xml><?xml version="1.0" encoding="utf-8"?>
+<w:endnotes xmlns:wpc="http://schemas.microsoft.com/office/word/2010/wordprocessingCanvas" xmlns:cx="http://schemas.microsoft.com/office/drawing/2014/chartex" xmlns:cx1="http://schemas.microsoft.com/office/drawing/2015/9/8/chartex" xmlns:cx2="http://schemas.microsoft.com/office/drawing/2015/10/21/chartex" xmlns:cx3="http://schemas.microsoft.com/office/drawing/2016/5/9/chartex" xmlns:cx4="http://schemas.microsoft.com/office/drawing/2016/5/10/chartex" xmlns:cx5="http://schemas.microsoft.com/office/drawing/2016/5/11/chartex" xmlns:cx6="http://schemas.microsoft.com/office/drawing/2016/5/12/chartex" xmlns:cx7="http://schemas.microsoft.com/office/drawing/2016/5/13/chartex" xmlns:cx8="http://schemas.microsoft.com/office/drawing/2016/5/14/chartex" xmlns:mc="http://schemas.openxmlformats.org/markup-compatibility/2006" xmlns:aink="http://schemas.microsoft.com/office/drawing/2016/ink" xmlns:am3d="http://schemas.microsoft.com/office/drawing/2017/model3d" xmlns:o="urn:schemas-microsoft-com:office:office" xmlns:oel="http://schemas.microsoft.com/office/2019/extlst" xmlns:r="http://schemas.openxmlformats.org/officeDocument/2006/relationships" xmlns:m="http://schemas.openxmlformats.org/officeDocument/2006/math" xmlns:v="urn:schemas-microsoft-com:vml" xmlns:wp14="http://schemas.microsoft.com/office/word/2010/wordprocessingDrawing" xmlns:wp="http://schemas.openxmlformats.org/drawingml/2006/wordprocessingDrawing" xmlns:w10="urn:schemas-microsoft-com:office:word" xmlns:w="http://schemas.openxmlformats.org/wordprocessingml/2006/main" xmlns:w14="http://schemas.microsoft.com/office/word/2010/wordml" xmlns:w15="http://schemas.microsoft.com/office/word/2012/wordml" xmlns:w16cex="http://schemas.microsoft.com/office/word/2018/wordml/cex" xmlns:w16cid="http://schemas.microsoft.com/office/word/2016/wordml/cid" xmlns:w16="http://schemas.microsoft.com/office/word/2018/wordml" xmlns:w16du="http://schemas.microsoft.com/office/word/2023/wordml/word16du" xmlns:w16sdtdh="http://schemas.microsoft.com/office/word/2020/wordml/sdtdatahash" xmlns:w16sdtfl="http://schemas.microsoft.com/office/word/2024/wordml/sdtformatlock" xmlns:w16se="http://schemas.microsoft.com/office/word/2015/wordml/symex" xmlns:wpg="http://schemas.microsoft.com/office/word/2010/wordprocessingGroup" xmlns:wpi="http://schemas.microsoft.com/office/word/2010/wordprocessingInk" xmlns:wne="http://schemas.microsoft.com/office/word/2006/wordml" xmlns:wps="http://schemas.microsoft.com/office/word/2010/wordprocessingShape" mc:Ignorable="w14 w15 w16se w16cid w16 w16cex w16sdtdh w16sdtfl w16du wp14">
+  <w:endnote w:type="separator" w:id="-1">
+    <w:p>
+      <w:r>
+        <w:separator/>
+      </w:r>
+    </w:p>
+  </w:endnote>
+  <w:endnote w:type="continuationSeparator" w:id="0">
+    <w:p>
+      <w:r>
+        <w:continuationSeparator/>
+      </w:r>
+    </w:p>
+  </w:endnote>
+</w:endnotes>
+</file>
+
 <file path=word/footer1.xml><?xml version="1.0" encoding="utf-8"?>
-<w:ftr xmlns:wpc="http://schemas.microsoft.com/office/word/2010/wordprocessingCanvas" xmlns:mc="http://schemas.openxmlformats.org/markup-compatibility/2006" xmlns:o="urn:schemas-microsoft-com:office:office" xmlns:r="http://schemas.openxmlformats.org/officeDocument/2006/relationships" xmlns:m="http://schemas.openxmlformats.org/officeDocument/2006/math" xmlns:v="urn:schemas-microsoft-com:vml" xmlns:wp14="http://schemas.microsoft.com/office/word/2010/wordprocessingDrawing" xmlns:wp="http://schemas.openxmlformats.org/drawingml/2006/wordprocessingDrawing" xmlns:w10="urn:schemas-microsoft-com:office:word" xmlns:w="http://schemas.openxmlformats.org/wordprocessingml/2006/main" xmlns:w14="http://schemas.microsoft.com/office/word/2010/wordml" xmlns:w15="http://schemas.microsoft.com/office/word/2012/wordml" xmlns:wpg="http://schemas.microsoft.com/office/word/2010/wordprocessingGroup" xmlns:wpi="http://schemas.microsoft.com/office/word/2010/wordprocessingInk" xmlns:wne="http://schemas.microsoft.com/office/word/2006/wordml" xmlns:wps="http://schemas.microsoft.com/office/word/2010/wordprocessingShape" xmlns:wpsCustomData="http://www.wps.cn/officeDocument/2013/wpsCustomData" mc:Ignorable="w14 w15 wp14">
+<w:ftr xmlns:wpc="http://schemas.microsoft.com/office/word/2010/wordprocessingCanvas" xmlns:cx="http://schemas.microsoft.com/office/drawing/2014/chartex" xmlns:cx1="http://schemas.microsoft.com/office/drawing/2015/9/8/chartex" xmlns:cx2="http://schemas.microsoft.com/office/drawing/2015/10/21/chartex" xmlns:cx3="http://schemas.microsoft.com/office/drawing/2016/5/9/chartex" xmlns:cx4="http://schemas.microsoft.com/office/drawing/2016/5/10/chartex" xmlns:cx5="http://schemas.microsoft.com/office/drawing/2016/5/11/chartex" xmlns:cx6="http://schemas.microsoft.com/office/drawing/2016/5/12/chartex" xmlns:cx7="http://schemas.microsoft.com/office/drawing/2016/5/13/chartex" xmlns:cx8="http://schemas.microsoft.com/office/drawing/2016/5/14/chartex" xmlns:mc="http://schemas.openxmlformats.org/markup-compatibility/2006" xmlns:aink="http://schemas.microsoft.com/office/drawing/2016/ink" xmlns:am3d="http://schemas.microsoft.com/office/drawing/2017/model3d" xmlns:o="urn:schemas-microsoft-com:office:office" xmlns:oel="http://schemas.microsoft.com/office/2019/extlst" xmlns:r="http://schemas.openxmlformats.org/officeDocument/2006/relationships" xmlns:m="http://schemas.openxmlformats.org/officeDocument/2006/math" xmlns:v="urn:schemas-microsoft-com:vml" xmlns:wp14="http://schemas.microsoft.com/office/word/2010/wordprocessingDrawing" xmlns:wp="http://schemas.openxmlformats.org/drawingml/2006/wordprocessingDrawing" xmlns:w10="urn:schemas-microsoft-com:office:word" xmlns:w="http://schemas.openxmlformats.org/wordprocessingml/2006/main" xmlns:w14="http://schemas.microsoft.com/office/word/2010/wordml" xmlns:w15="http://schemas.microsoft.com/office/word/2012/wordml" xmlns:w16cex="http://schemas.microsoft.com/office/word/2018/wordml/cex" xmlns:w16cid="http://schemas.microsoft.com/office/word/2016/wordml/cid" xmlns:w16="http://schemas.microsoft.com/office/word/2018/wordml" xmlns:w16du="http://schemas.microsoft.com/office/word/2023/wordml/word16du" xmlns:w16sdtdh="http://schemas.microsoft.com/office/word/2020/wordml/sdtdatahash" xmlns:w16sdtfl="http://schemas.microsoft.com/office/word/2024/wordml/sdtformatlock" xmlns:w16se="http://schemas.microsoft.com/office/word/2015/wordml/symex" xmlns:wpg="http://schemas.microsoft.com/office/word/2010/wordprocessingGroup" xmlns:wpi="http://schemas.microsoft.com/office/word/2010/wordprocessingInk" xmlns:wne="http://schemas.microsoft.com/office/word/2006/wordml" xmlns:wps="http://schemas.microsoft.com/office/word/2010/wordprocessingShape" mc:Ignorable="w14 w15 w16se w16cid w16 w16cex w16sdtdh w16sdtfl w16du wp14">
   <w:p>
     <w:pPr>
-      <w:pStyle w:val="9"/>
+      <w:pStyle w:val="Footer"/>
       <w:jc w:val="center"/>
       <w:rPr>
-        <w:rStyle w:val="13"/>
+        <w:rStyle w:val="PageNumber"/>
       </w:rPr>
     </w:pPr>
     <w:r>
       <w:rPr>
-        <w:rStyle w:val="13"/>
+        <w:rStyle w:val="PageNumber"/>
       </w:rPr>
       <w:fldChar w:fldCharType="begin"/>
     </w:r>
     <w:r>
-      <w:instrText xml:space="preserve">PAGE</w:instrText>
+      <w:instrText>PAGE</w:instrText>
     </w:r>
     <w:r>
       <w:fldChar w:fldCharType="separate"/>
@@ -1522,9 +1393,9 @@
   </w:p>
   <w:p>
     <w:pPr>
-      <w:pStyle w:val="9"/>
-      <w:rPr>
-        <w:rStyle w:val="13"/>
+      <w:pStyle w:val="Footer"/>
+      <w:rPr>
+        <w:rStyle w:val="PageNumber"/>
         <w:rFonts w:ascii="Arial" w:hAnsi="Arial" w:cs="Arial"/>
         <w:color w:val="D9D9D9"/>
         <w:sz w:val="20"/>
@@ -1532,7 +1403,7 @@
     </w:pPr>
     <w:r>
       <w:rPr>
-        <w:rStyle w:val="13"/>
+        <w:rStyle w:val="PageNumber"/>
         <w:rFonts w:ascii="Arial" w:hAnsi="Arial" w:cs="Arial"/>
         <w:color w:val="D9D9D9"/>
         <w:sz w:val="20"/>
@@ -1544,10 +1415,10 @@
 </file>
 
 <file path=word/footer2.xml><?xml version="1.0" encoding="utf-8"?>
-<w:ftr xmlns:wpc="http://schemas.microsoft.com/office/word/2010/wordprocessingCanvas" xmlns:mc="http://schemas.openxmlformats.org/markup-compatibility/2006" xmlns:o="urn:schemas-microsoft-com:office:office" xmlns:r="http://schemas.openxmlformats.org/officeDocument/2006/relationships" xmlns:m="http://schemas.openxmlformats.org/officeDocument/2006/math" xmlns:v="urn:schemas-microsoft-com:vml" xmlns:wp14="http://schemas.microsoft.com/office/word/2010/wordprocessingDrawing" xmlns:wp="http://schemas.openxmlformats.org/drawingml/2006/wordprocessingDrawing" xmlns:w10="urn:schemas-microsoft-com:office:word" xmlns:w="http://schemas.openxmlformats.org/wordprocessingml/2006/main" xmlns:w14="http://schemas.microsoft.com/office/word/2010/wordml" xmlns:w15="http://schemas.microsoft.com/office/word/2012/wordml" xmlns:wpg="http://schemas.microsoft.com/office/word/2010/wordprocessingGroup" xmlns:wpi="http://schemas.microsoft.com/office/word/2010/wordprocessingInk" xmlns:wne="http://schemas.microsoft.com/office/word/2006/wordml" xmlns:wps="http://schemas.microsoft.com/office/word/2010/wordprocessingShape" xmlns:wpsCustomData="http://www.wps.cn/officeDocument/2013/wpsCustomData" mc:Ignorable="w14 w15 wp14">
+<w:ftr xmlns:wpc="http://schemas.microsoft.com/office/word/2010/wordprocessingCanvas" xmlns:cx="http://schemas.microsoft.com/office/drawing/2014/chartex" xmlns:cx1="http://schemas.microsoft.com/office/drawing/2015/9/8/chartex" xmlns:cx2="http://schemas.microsoft.com/office/drawing/2015/10/21/chartex" xmlns:cx3="http://schemas.microsoft.com/office/drawing/2016/5/9/chartex" xmlns:cx4="http://schemas.microsoft.com/office/drawing/2016/5/10/chartex" xmlns:cx5="http://schemas.microsoft.com/office/drawing/2016/5/11/chartex" xmlns:cx6="http://schemas.microsoft.com/office/drawing/2016/5/12/chartex" xmlns:cx7="http://schemas.microsoft.com/office/drawing/2016/5/13/chartex" xmlns:cx8="http://schemas.microsoft.com/office/drawing/2016/5/14/chartex" xmlns:mc="http://schemas.openxmlformats.org/markup-compatibility/2006" xmlns:aink="http://schemas.microsoft.com/office/drawing/2016/ink" xmlns:am3d="http://schemas.microsoft.com/office/drawing/2017/model3d" xmlns:o="urn:schemas-microsoft-com:office:office" xmlns:oel="http://schemas.microsoft.com/office/2019/extlst" xmlns:r="http://schemas.openxmlformats.org/officeDocument/2006/relationships" xmlns:m="http://schemas.openxmlformats.org/officeDocument/2006/math" xmlns:v="urn:schemas-microsoft-com:vml" xmlns:wp14="http://schemas.microsoft.com/office/word/2010/wordprocessingDrawing" xmlns:wp="http://schemas.openxmlformats.org/drawingml/2006/wordprocessingDrawing" xmlns:w10="urn:schemas-microsoft-com:office:word" xmlns:w="http://schemas.openxmlformats.org/wordprocessingml/2006/main" xmlns:w14="http://schemas.microsoft.com/office/word/2010/wordml" xmlns:w15="http://schemas.microsoft.com/office/word/2012/wordml" xmlns:w16cex="http://schemas.microsoft.com/office/word/2018/wordml/cex" xmlns:w16cid="http://schemas.microsoft.com/office/word/2016/wordml/cid" xmlns:w16="http://schemas.microsoft.com/office/word/2018/wordml" xmlns:w16du="http://schemas.microsoft.com/office/word/2023/wordml/word16du" xmlns:w16sdtdh="http://schemas.microsoft.com/office/word/2020/wordml/sdtdatahash" xmlns:w16sdtfl="http://schemas.microsoft.com/office/word/2024/wordml/sdtformatlock" xmlns:w16se="http://schemas.microsoft.com/office/word/2015/wordml/symex" xmlns:wpg="http://schemas.microsoft.com/office/word/2010/wordprocessingGroup" xmlns:wpi="http://schemas.microsoft.com/office/word/2010/wordprocessingInk" xmlns:wne="http://schemas.microsoft.com/office/word/2006/wordml" xmlns:wps="http://schemas.microsoft.com/office/word/2010/wordprocessingShape" mc:Ignorable="w14 w15 w16se w16cid w16 w16cex w16sdtdh w16sdtfl w16du wp14">
   <w:p>
     <w:pPr>
-      <w:pStyle w:val="9"/>
+      <w:pStyle w:val="Footer"/>
       <w:rPr>
         <w:rFonts w:ascii="Arial" w:hAnsi="Arial" w:cs="Arial"/>
         <w:color w:val="D9D9D9"/>
@@ -1567,23 +1438,23 @@
 </file>
 
 <file path=word/footer3.xml><?xml version="1.0" encoding="utf-8"?>
-<w:ftr xmlns:wpc="http://schemas.microsoft.com/office/word/2010/wordprocessingCanvas" xmlns:mc="http://schemas.openxmlformats.org/markup-compatibility/2006" xmlns:o="urn:schemas-microsoft-com:office:office" xmlns:r="http://schemas.openxmlformats.org/officeDocument/2006/relationships" xmlns:m="http://schemas.openxmlformats.org/officeDocument/2006/math" xmlns:v="urn:schemas-microsoft-com:vml" xmlns:wp14="http://schemas.microsoft.com/office/word/2010/wordprocessingDrawing" xmlns:wp="http://schemas.openxmlformats.org/drawingml/2006/wordprocessingDrawing" xmlns:w10="urn:schemas-microsoft-com:office:word" xmlns:w="http://schemas.openxmlformats.org/wordprocessingml/2006/main" xmlns:w14="http://schemas.microsoft.com/office/word/2010/wordml" xmlns:w15="http://schemas.microsoft.com/office/word/2012/wordml" xmlns:wpg="http://schemas.microsoft.com/office/word/2010/wordprocessingGroup" xmlns:wpi="http://schemas.microsoft.com/office/word/2010/wordprocessingInk" xmlns:wne="http://schemas.microsoft.com/office/word/2006/wordml" xmlns:wps="http://schemas.microsoft.com/office/word/2010/wordprocessingShape" xmlns:wpsCustomData="http://www.wps.cn/officeDocument/2013/wpsCustomData" mc:Ignorable="w14 w15 wp14">
+<w:ftr xmlns:wpc="http://schemas.microsoft.com/office/word/2010/wordprocessingCanvas" xmlns:cx="http://schemas.microsoft.com/office/drawing/2014/chartex" xmlns:cx1="http://schemas.microsoft.com/office/drawing/2015/9/8/chartex" xmlns:cx2="http://schemas.microsoft.com/office/drawing/2015/10/21/chartex" xmlns:cx3="http://schemas.microsoft.com/office/drawing/2016/5/9/chartex" xmlns:cx4="http://schemas.microsoft.com/office/drawing/2016/5/10/chartex" xmlns:cx5="http://schemas.microsoft.com/office/drawing/2016/5/11/chartex" xmlns:cx6="http://schemas.microsoft.com/office/drawing/2016/5/12/chartex" xmlns:cx7="http://schemas.microsoft.com/office/drawing/2016/5/13/chartex" xmlns:cx8="http://schemas.microsoft.com/office/drawing/2016/5/14/chartex" xmlns:mc="http://schemas.openxmlformats.org/markup-compatibility/2006" xmlns:aink="http://schemas.microsoft.com/office/drawing/2016/ink" xmlns:am3d="http://schemas.microsoft.com/office/drawing/2017/model3d" xmlns:o="urn:schemas-microsoft-com:office:office" xmlns:oel="http://schemas.microsoft.com/office/2019/extlst" xmlns:r="http://schemas.openxmlformats.org/officeDocument/2006/relationships" xmlns:m="http://schemas.openxmlformats.org/officeDocument/2006/math" xmlns:v="urn:schemas-microsoft-com:vml" xmlns:wp14="http://schemas.microsoft.com/office/word/2010/wordprocessingDrawing" xmlns:wp="http://schemas.openxmlformats.org/drawingml/2006/wordprocessingDrawing" xmlns:w10="urn:schemas-microsoft-com:office:word" xmlns:w="http://schemas.openxmlformats.org/wordprocessingml/2006/main" xmlns:w14="http://schemas.microsoft.com/office/word/2010/wordml" xmlns:w15="http://schemas.microsoft.com/office/word/2012/wordml" xmlns:w16cex="http://schemas.microsoft.com/office/word/2018/wordml/cex" xmlns:w16cid="http://schemas.microsoft.com/office/word/2016/wordml/cid" xmlns:w16="http://schemas.microsoft.com/office/word/2018/wordml" xmlns:w16du="http://schemas.microsoft.com/office/word/2023/wordml/word16du" xmlns:w16sdtdh="http://schemas.microsoft.com/office/word/2020/wordml/sdtdatahash" xmlns:w16sdtfl="http://schemas.microsoft.com/office/word/2024/wordml/sdtformatlock" xmlns:w16se="http://schemas.microsoft.com/office/word/2015/wordml/symex" xmlns:wpg="http://schemas.microsoft.com/office/word/2010/wordprocessingGroup" xmlns:wpi="http://schemas.microsoft.com/office/word/2010/wordprocessingInk" xmlns:wne="http://schemas.microsoft.com/office/word/2006/wordml" xmlns:wps="http://schemas.microsoft.com/office/word/2010/wordprocessingShape" mc:Ignorable="w14 w15 w16se w16cid w16 w16cex w16sdtdh w16sdtfl w16du wp14">
   <w:p>
     <w:pPr>
-      <w:pStyle w:val="9"/>
+      <w:pStyle w:val="Footer"/>
       <w:jc w:val="center"/>
       <w:rPr>
-        <w:rStyle w:val="13"/>
+        <w:rStyle w:val="PageNumber"/>
       </w:rPr>
     </w:pPr>
     <w:r>
       <w:rPr>
-        <w:rStyle w:val="13"/>
+        <w:rStyle w:val="PageNumber"/>
       </w:rPr>
       <w:fldChar w:fldCharType="begin"/>
     </w:r>
     <w:r>
-      <w:instrText xml:space="preserve">PAGE</w:instrText>
+      <w:instrText>PAGE</w:instrText>
     </w:r>
     <w:r>
       <w:fldChar w:fldCharType="separate"/>
@@ -1597,9 +1468,9 @@
   </w:p>
   <w:p>
     <w:pPr>
-      <w:pStyle w:val="9"/>
-      <w:rPr>
-        <w:rStyle w:val="13"/>
+      <w:pStyle w:val="Footer"/>
+      <w:rPr>
+        <w:rStyle w:val="PageNumber"/>
         <w:rFonts w:ascii="Arial" w:hAnsi="Arial" w:cs="Arial"/>
         <w:color w:val="D9D9D9"/>
         <w:sz w:val="20"/>
@@ -1607,7 +1478,7 @@
     </w:pPr>
     <w:r>
       <w:rPr>
-        <w:rStyle w:val="13"/>
+        <w:rStyle w:val="PageNumber"/>
         <w:rFonts w:ascii="Arial" w:hAnsi="Arial" w:cs="Arial"/>
         <w:color w:val="D9D9D9"/>
         <w:sz w:val="20"/>
@@ -1619,23 +1490,23 @@
 </file>
 
 <file path=word/footer4.xml><?xml version="1.0" encoding="utf-8"?>
-<w:ftr xmlns:wpc="http://schemas.microsoft.com/office/word/2010/wordprocessingCanvas" xmlns:mc="http://schemas.openxmlformats.org/markup-compatibility/2006" xmlns:o="urn:schemas-microsoft-com:office:office" xmlns:r="http://schemas.openxmlformats.org/officeDocument/2006/relationships" xmlns:m="http://schemas.openxmlformats.org/officeDocument/2006/math" xmlns:v="urn:schemas-microsoft-com:vml" xmlns:wp14="http://schemas.microsoft.com/office/word/2010/wordprocessingDrawing" xmlns:wp="http://schemas.openxmlformats.org/drawingml/2006/wordprocessingDrawing" xmlns:w10="urn:schemas-microsoft-com:office:word" xmlns:w="http://schemas.openxmlformats.org/wordprocessingml/2006/main" xmlns:w14="http://schemas.microsoft.com/office/word/2010/wordml" xmlns:w15="http://schemas.microsoft.com/office/word/2012/wordml" xmlns:wpg="http://schemas.microsoft.com/office/word/2010/wordprocessingGroup" xmlns:wpi="http://schemas.microsoft.com/office/word/2010/wordprocessingInk" xmlns:wne="http://schemas.microsoft.com/office/word/2006/wordml" xmlns:wps="http://schemas.microsoft.com/office/word/2010/wordprocessingShape" xmlns:wpsCustomData="http://www.wps.cn/officeDocument/2013/wpsCustomData" mc:Ignorable="w14 w15 wp14">
+<w:ftr xmlns:wpc="http://schemas.microsoft.com/office/word/2010/wordprocessingCanvas" xmlns:cx="http://schemas.microsoft.com/office/drawing/2014/chartex" xmlns:cx1="http://schemas.microsoft.com/office/drawing/2015/9/8/chartex" xmlns:cx2="http://schemas.microsoft.com/office/drawing/2015/10/21/chartex" xmlns:cx3="http://schemas.microsoft.com/office/drawing/2016/5/9/chartex" xmlns:cx4="http://schemas.microsoft.com/office/drawing/2016/5/10/chartex" xmlns:cx5="http://schemas.microsoft.com/office/drawing/2016/5/11/chartex" xmlns:cx6="http://schemas.microsoft.com/office/drawing/2016/5/12/chartex" xmlns:cx7="http://schemas.microsoft.com/office/drawing/2016/5/13/chartex" xmlns:cx8="http://schemas.microsoft.com/office/drawing/2016/5/14/chartex" xmlns:mc="http://schemas.openxmlformats.org/markup-compatibility/2006" xmlns:aink="http://schemas.microsoft.com/office/drawing/2016/ink" xmlns:am3d="http://schemas.microsoft.com/office/drawing/2017/model3d" xmlns:o="urn:schemas-microsoft-com:office:office" xmlns:oel="http://schemas.microsoft.com/office/2019/extlst" xmlns:r="http://schemas.openxmlformats.org/officeDocument/2006/relationships" xmlns:m="http://schemas.openxmlformats.org/officeDocument/2006/math" xmlns:v="urn:schemas-microsoft-com:vml" xmlns:wp14="http://schemas.microsoft.com/office/word/2010/wordprocessingDrawing" xmlns:wp="http://schemas.openxmlformats.org/drawingml/2006/wordprocessingDrawing" xmlns:w10="urn:schemas-microsoft-com:office:word" xmlns:w="http://schemas.openxmlformats.org/wordprocessingml/2006/main" xmlns:w14="http://schemas.microsoft.com/office/word/2010/wordml" xmlns:w15="http://schemas.microsoft.com/office/word/2012/wordml" xmlns:w16cex="http://schemas.microsoft.com/office/word/2018/wordml/cex" xmlns:w16cid="http://schemas.microsoft.com/office/word/2016/wordml/cid" xmlns:w16="http://schemas.microsoft.com/office/word/2018/wordml" xmlns:w16du="http://schemas.microsoft.com/office/word/2023/wordml/word16du" xmlns:w16sdtdh="http://schemas.microsoft.com/office/word/2020/wordml/sdtdatahash" xmlns:w16sdtfl="http://schemas.microsoft.com/office/word/2024/wordml/sdtformatlock" xmlns:w16se="http://schemas.microsoft.com/office/word/2015/wordml/symex" xmlns:wpg="http://schemas.microsoft.com/office/word/2010/wordprocessingGroup" xmlns:wpi="http://schemas.microsoft.com/office/word/2010/wordprocessingInk" xmlns:wne="http://schemas.microsoft.com/office/word/2006/wordml" xmlns:wps="http://schemas.microsoft.com/office/word/2010/wordprocessingShape" mc:Ignorable="w14 w15 w16se w16cid w16 w16cex w16sdtdh w16sdtfl w16du wp14">
   <w:p>
     <w:pPr>
-      <w:pStyle w:val="9"/>
+      <w:pStyle w:val="Footer"/>
       <w:jc w:val="center"/>
       <w:rPr>
-        <w:rStyle w:val="13"/>
+        <w:rStyle w:val="PageNumber"/>
       </w:rPr>
     </w:pPr>
     <w:r>
       <w:rPr>
-        <w:rStyle w:val="13"/>
+        <w:rStyle w:val="PageNumber"/>
       </w:rPr>
       <w:fldChar w:fldCharType="begin"/>
     </w:r>
     <w:r>
-      <w:instrText xml:space="preserve">PAGE</w:instrText>
+      <w:instrText>PAGE</w:instrText>
     </w:r>
     <w:r>
       <w:fldChar w:fldCharType="separate"/>
@@ -1649,9 +1520,9 @@
   </w:p>
   <w:p>
     <w:pPr>
-      <w:pStyle w:val="9"/>
-      <w:rPr>
-        <w:rStyle w:val="13"/>
+      <w:pStyle w:val="Footer"/>
+      <w:rPr>
+        <w:rStyle w:val="PageNumber"/>
         <w:rFonts w:ascii="Arial" w:hAnsi="Arial" w:cs="Arial"/>
         <w:color w:val="D9D9D9"/>
         <w:sz w:val="20"/>
@@ -1659,7 +1530,7 @@
     </w:pPr>
     <w:r>
       <w:rPr>
-        <w:rStyle w:val="13"/>
+        <w:rStyle w:val="PageNumber"/>
         <w:rFonts w:ascii="Arial" w:hAnsi="Arial" w:cs="Arial"/>
         <w:color w:val="D9D9D9"/>
         <w:sz w:val="20"/>
@@ -1670,11 +1541,30 @@
 </w:ftr>
 </file>
 
+<file path=word/footnotes.xml><?xml version="1.0" encoding="utf-8"?>
+<w:footnotes xmlns:wpc="http://schemas.microsoft.com/office/word/2010/wordprocessingCanvas" xmlns:cx="http://schemas.microsoft.com/office/drawing/2014/chartex" xmlns:cx1="http://schemas.microsoft.com/office/drawing/2015/9/8/chartex" xmlns:cx2="http://schemas.microsoft.com/office/drawing/2015/10/21/chartex" xmlns:cx3="http://schemas.microsoft.com/office/drawing/2016/5/9/chartex" xmlns:cx4="http://schemas.microsoft.com/office/drawing/2016/5/10/chartex" xmlns:cx5="http://schemas.microsoft.com/office/drawing/2016/5/11/chartex" xmlns:cx6="http://schemas.microsoft.com/office/drawing/2016/5/12/chartex" xmlns:cx7="http://schemas.microsoft.com/office/drawing/2016/5/13/chartex" xmlns:cx8="http://schemas.microsoft.com/office/drawing/2016/5/14/chartex" xmlns:mc="http://schemas.openxmlformats.org/markup-compatibility/2006" xmlns:aink="http://schemas.microsoft.com/office/drawing/2016/ink" xmlns:am3d="http://schemas.microsoft.com/office/drawing/2017/model3d" xmlns:o="urn:schemas-microsoft-com:office:office" xmlns:oel="http://schemas.microsoft.com/office/2019/extlst" xmlns:r="http://schemas.openxmlformats.org/officeDocument/2006/relationships" xmlns:m="http://schemas.openxmlformats.org/officeDocument/2006/math" xmlns:v="urn:schemas-microsoft-com:vml" xmlns:wp14="http://schemas.microsoft.com/office/word/2010/wordprocessingDrawing" xmlns:wp="http://schemas.openxmlformats.org/drawingml/2006/wordprocessingDrawing" xmlns:w10="urn:schemas-microsoft-com:office:word" xmlns:w="http://schemas.openxmlformats.org/wordprocessingml/2006/main" xmlns:w14="http://schemas.microsoft.com/office/word/2010/wordml" xmlns:w15="http://schemas.microsoft.com/office/word/2012/wordml" xmlns:w16cex="http://schemas.microsoft.com/office/word/2018/wordml/cex" xmlns:w16cid="http://schemas.microsoft.com/office/word/2016/wordml/cid" xmlns:w16="http://schemas.microsoft.com/office/word/2018/wordml" xmlns:w16du="http://schemas.microsoft.com/office/word/2023/wordml/word16du" xmlns:w16sdtdh="http://schemas.microsoft.com/office/word/2020/wordml/sdtdatahash" xmlns:w16sdtfl="http://schemas.microsoft.com/office/word/2024/wordml/sdtformatlock" xmlns:w16se="http://schemas.microsoft.com/office/word/2015/wordml/symex" xmlns:wpg="http://schemas.microsoft.com/office/word/2010/wordprocessingGroup" xmlns:wpi="http://schemas.microsoft.com/office/word/2010/wordprocessingInk" xmlns:wne="http://schemas.microsoft.com/office/word/2006/wordml" xmlns:wps="http://schemas.microsoft.com/office/word/2010/wordprocessingShape" mc:Ignorable="w14 w15 w16se w16cid w16 w16cex w16sdtdh w16sdtfl w16du wp14">
+  <w:footnote w:type="separator" w:id="-1">
+    <w:p>
+      <w:r>
+        <w:separator/>
+      </w:r>
+    </w:p>
+  </w:footnote>
+  <w:footnote w:type="continuationSeparator" w:id="0">
+    <w:p>
+      <w:r>
+        <w:continuationSeparator/>
+      </w:r>
+    </w:p>
+  </w:footnote>
+</w:footnotes>
+</file>
+
 <file path=word/header1.xml><?xml version="1.0" encoding="utf-8"?>
-<w:hdr xmlns:wpc="http://schemas.microsoft.com/office/word/2010/wordprocessingCanvas" xmlns:mc="http://schemas.openxmlformats.org/markup-compatibility/2006" xmlns:o="urn:schemas-microsoft-com:office:office" xmlns:r="http://schemas.openxmlformats.org/officeDocument/2006/relationships" xmlns:m="http://schemas.openxmlformats.org/officeDocument/2006/math" xmlns:v="urn:schemas-microsoft-com:vml" xmlns:wp14="http://schemas.microsoft.com/office/word/2010/wordprocessingDrawing" xmlns:wp="http://schemas.openxmlformats.org/drawingml/2006/wordprocessingDrawing" xmlns:w10="urn:schemas-microsoft-com:office:word" xmlns:w="http://schemas.openxmlformats.org/wordprocessingml/2006/main" xmlns:w14="http://schemas.microsoft.com/office/word/2010/wordml" xmlns:w15="http://schemas.microsoft.com/office/word/2012/wordml" xmlns:wpg="http://schemas.microsoft.com/office/word/2010/wordprocessingGroup" xmlns:wpi="http://schemas.microsoft.com/office/word/2010/wordprocessingInk" xmlns:wne="http://schemas.microsoft.com/office/word/2006/wordml" xmlns:wps="http://schemas.microsoft.com/office/word/2010/wordprocessingShape" xmlns:wpsCustomData="http://www.wps.cn/officeDocument/2013/wpsCustomData" mc:Ignorable="w14 w15 wp14">
+<w:hdr xmlns:wpc="http://schemas.microsoft.com/office/word/2010/wordprocessingCanvas" xmlns:cx="http://schemas.microsoft.com/office/drawing/2014/chartex" xmlns:cx1="http://schemas.microsoft.com/office/drawing/2015/9/8/chartex" xmlns:cx2="http://schemas.microsoft.com/office/drawing/2015/10/21/chartex" xmlns:cx3="http://schemas.microsoft.com/office/drawing/2016/5/9/chartex" xmlns:cx4="http://schemas.microsoft.com/office/drawing/2016/5/10/chartex" xmlns:cx5="http://schemas.microsoft.com/office/drawing/2016/5/11/chartex" xmlns:cx6="http://schemas.microsoft.com/office/drawing/2016/5/12/chartex" xmlns:cx7="http://schemas.microsoft.com/office/drawing/2016/5/13/chartex" xmlns:cx8="http://schemas.microsoft.com/office/drawing/2016/5/14/chartex" xmlns:mc="http://schemas.openxmlformats.org/markup-compatibility/2006" xmlns:aink="http://schemas.microsoft.com/office/drawing/2016/ink" xmlns:am3d="http://schemas.microsoft.com/office/drawing/2017/model3d" xmlns:o="urn:schemas-microsoft-com:office:office" xmlns:oel="http://schemas.microsoft.com/office/2019/extlst" xmlns:r="http://schemas.openxmlformats.org/officeDocument/2006/relationships" xmlns:m="http://schemas.openxmlformats.org/officeDocument/2006/math" xmlns:v="urn:schemas-microsoft-com:vml" xmlns:wp14="http://schemas.microsoft.com/office/word/2010/wordprocessingDrawing" xmlns:wp="http://schemas.openxmlformats.org/drawingml/2006/wordprocessingDrawing" xmlns:w10="urn:schemas-microsoft-com:office:word" xmlns:w="http://schemas.openxmlformats.org/wordprocessingml/2006/main" xmlns:w14="http://schemas.microsoft.com/office/word/2010/wordml" xmlns:w15="http://schemas.microsoft.com/office/word/2012/wordml" xmlns:w16cex="http://schemas.microsoft.com/office/word/2018/wordml/cex" xmlns:w16cid="http://schemas.microsoft.com/office/word/2016/wordml/cid" xmlns:w16="http://schemas.microsoft.com/office/word/2018/wordml" xmlns:w16du="http://schemas.microsoft.com/office/word/2023/wordml/word16du" xmlns:w16sdtdh="http://schemas.microsoft.com/office/word/2020/wordml/sdtdatahash" xmlns:w16sdtfl="http://schemas.microsoft.com/office/word/2024/wordml/sdtformatlock" xmlns:w16se="http://schemas.microsoft.com/office/word/2015/wordml/symex" xmlns:wpg="http://schemas.microsoft.com/office/word/2010/wordprocessingGroup" xmlns:wpi="http://schemas.microsoft.com/office/word/2010/wordprocessingInk" xmlns:wne="http://schemas.microsoft.com/office/word/2006/wordml" xmlns:wps="http://schemas.microsoft.com/office/word/2010/wordprocessingShape" mc:Ignorable="w14 w15 w16se w16cid w16 w16cex w16sdtdh w16sdtfl w16du wp14">
   <w:p>
     <w:pPr>
-      <w:pStyle w:val="10"/>
+      <w:pStyle w:val="Header"/>
       <w:rPr>
         <w:rFonts w:ascii="Arial" w:hAnsi="Arial" w:cs="Arial"/>
         <w:sz w:val="18"/>
@@ -1692,7 +1582,7 @@
   </w:p>
   <w:p>
     <w:pPr>
-      <w:pStyle w:val="10"/>
+      <w:pStyle w:val="Header"/>
       <w:rPr>
         <w:rFonts w:ascii="Arial" w:hAnsi="Arial" w:cs="Arial"/>
         <w:sz w:val="18"/>
@@ -1712,10 +1602,10 @@
 </file>
 
 <file path=word/header2.xml><?xml version="1.0" encoding="utf-8"?>
-<w:hdr xmlns:wpc="http://schemas.microsoft.com/office/word/2010/wordprocessingCanvas" xmlns:mc="http://schemas.openxmlformats.org/markup-compatibility/2006" xmlns:o="urn:schemas-microsoft-com:office:office" xmlns:r="http://schemas.openxmlformats.org/officeDocument/2006/relationships" xmlns:m="http://schemas.openxmlformats.org/officeDocument/2006/math" xmlns:v="urn:schemas-microsoft-com:vml" xmlns:wp14="http://schemas.microsoft.com/office/word/2010/wordprocessingDrawing" xmlns:wp="http://schemas.openxmlformats.org/drawingml/2006/wordprocessingDrawing" xmlns:w10="urn:schemas-microsoft-com:office:word" xmlns:w="http://schemas.openxmlformats.org/wordprocessingml/2006/main" xmlns:w14="http://schemas.microsoft.com/office/word/2010/wordml" xmlns:w15="http://schemas.microsoft.com/office/word/2012/wordml" xmlns:wpg="http://schemas.microsoft.com/office/word/2010/wordprocessingGroup" xmlns:wpi="http://schemas.microsoft.com/office/word/2010/wordprocessingInk" xmlns:wne="http://schemas.microsoft.com/office/word/2006/wordml" xmlns:wps="http://schemas.microsoft.com/office/word/2010/wordprocessingShape" xmlns:wpsCustomData="http://www.wps.cn/officeDocument/2013/wpsCustomData" mc:Ignorable="w14 w15 wp14">
+<w:hdr xmlns:wpc="http://schemas.microsoft.com/office/word/2010/wordprocessingCanvas" xmlns:cx="http://schemas.microsoft.com/office/drawing/2014/chartex" xmlns:cx1="http://schemas.microsoft.com/office/drawing/2015/9/8/chartex" xmlns:cx2="http://schemas.microsoft.com/office/drawing/2015/10/21/chartex" xmlns:cx3="http://schemas.microsoft.com/office/drawing/2016/5/9/chartex" xmlns:cx4="http://schemas.microsoft.com/office/drawing/2016/5/10/chartex" xmlns:cx5="http://schemas.microsoft.com/office/drawing/2016/5/11/chartex" xmlns:cx6="http://schemas.microsoft.com/office/drawing/2016/5/12/chartex" xmlns:cx7="http://schemas.microsoft.com/office/drawing/2016/5/13/chartex" xmlns:cx8="http://schemas.microsoft.com/office/drawing/2016/5/14/chartex" xmlns:mc="http://schemas.openxmlformats.org/markup-compatibility/2006" xmlns:aink="http://schemas.microsoft.com/office/drawing/2016/ink" xmlns:am3d="http://schemas.microsoft.com/office/drawing/2017/model3d" xmlns:o="urn:schemas-microsoft-com:office:office" xmlns:oel="http://schemas.microsoft.com/office/2019/extlst" xmlns:r="http://schemas.openxmlformats.org/officeDocument/2006/relationships" xmlns:m="http://schemas.openxmlformats.org/officeDocument/2006/math" xmlns:v="urn:schemas-microsoft-com:vml" xmlns:wp14="http://schemas.microsoft.com/office/word/2010/wordprocessingDrawing" xmlns:wp="http://schemas.openxmlformats.org/drawingml/2006/wordprocessingDrawing" xmlns:w10="urn:schemas-microsoft-com:office:word" xmlns:w="http://schemas.openxmlformats.org/wordprocessingml/2006/main" xmlns:w14="http://schemas.microsoft.com/office/word/2010/wordml" xmlns:w15="http://schemas.microsoft.com/office/word/2012/wordml" xmlns:w16cex="http://schemas.microsoft.com/office/word/2018/wordml/cex" xmlns:w16cid="http://schemas.microsoft.com/office/word/2016/wordml/cid" xmlns:w16="http://schemas.microsoft.com/office/word/2018/wordml" xmlns:w16du="http://schemas.microsoft.com/office/word/2023/wordml/word16du" xmlns:w16sdtdh="http://schemas.microsoft.com/office/word/2020/wordml/sdtdatahash" xmlns:w16sdtfl="http://schemas.microsoft.com/office/word/2024/wordml/sdtformatlock" xmlns:w16se="http://schemas.microsoft.com/office/word/2015/wordml/symex" xmlns:wpg="http://schemas.microsoft.com/office/word/2010/wordprocessingGroup" xmlns:wpi="http://schemas.microsoft.com/office/word/2010/wordprocessingInk" xmlns:wne="http://schemas.microsoft.com/office/word/2006/wordml" xmlns:wps="http://schemas.microsoft.com/office/word/2010/wordprocessingShape" mc:Ignorable="w14 w15 w16se w16cid w16 w16cex w16sdtdh w16sdtfl w16du wp14">
   <w:p>
     <w:pPr>
-      <w:pStyle w:val="10"/>
+      <w:pStyle w:val="Header"/>
       <w:rPr>
         <w:rFonts w:ascii="Arial" w:hAnsi="Arial" w:cs="Arial"/>
         <w:sz w:val="18"/>
@@ -1733,7 +1623,7 @@
   </w:p>
   <w:p>
     <w:pPr>
-      <w:pStyle w:val="10"/>
+      <w:pStyle w:val="Header"/>
       <w:rPr>
         <w:rFonts w:ascii="Arial" w:hAnsi="Arial" w:cs="Arial"/>
         <w:sz w:val="18"/>
@@ -1753,10 +1643,10 @@
 </file>
 
 <file path=word/header3.xml><?xml version="1.0" encoding="utf-8"?>
-<w:hdr xmlns:wpc="http://schemas.microsoft.com/office/word/2010/wordprocessingCanvas" xmlns:mc="http://schemas.openxmlformats.org/markup-compatibility/2006" xmlns:o="urn:schemas-microsoft-com:office:office" xmlns:r="http://schemas.openxmlformats.org/officeDocument/2006/relationships" xmlns:m="http://schemas.openxmlformats.org/officeDocument/2006/math" xmlns:v="urn:schemas-microsoft-com:vml" xmlns:wp14="http://schemas.microsoft.com/office/word/2010/wordprocessingDrawing" xmlns:wp="http://schemas.openxmlformats.org/drawingml/2006/wordprocessingDrawing" xmlns:w10="urn:schemas-microsoft-com:office:word" xmlns:w="http://schemas.openxmlformats.org/wordprocessingml/2006/main" xmlns:w14="http://schemas.microsoft.com/office/word/2010/wordml" xmlns:w15="http://schemas.microsoft.com/office/word/2012/wordml" xmlns:wpg="http://schemas.microsoft.com/office/word/2010/wordprocessingGroup" xmlns:wpi="http://schemas.microsoft.com/office/word/2010/wordprocessingInk" xmlns:wne="http://schemas.microsoft.com/office/word/2006/wordml" xmlns:wps="http://schemas.microsoft.com/office/word/2010/wordprocessingShape" xmlns:wpsCustomData="http://www.wps.cn/officeDocument/2013/wpsCustomData" mc:Ignorable="w14 w15 wp14">
+<w:hdr xmlns:wpc="http://schemas.microsoft.com/office/word/2010/wordprocessingCanvas" xmlns:cx="http://schemas.microsoft.com/office/drawing/2014/chartex" xmlns:cx1="http://schemas.microsoft.com/office/drawing/2015/9/8/chartex" xmlns:cx2="http://schemas.microsoft.com/office/drawing/2015/10/21/chartex" xmlns:cx3="http://schemas.microsoft.com/office/drawing/2016/5/9/chartex" xmlns:cx4="http://schemas.microsoft.com/office/drawing/2016/5/10/chartex" xmlns:cx5="http://schemas.microsoft.com/office/drawing/2016/5/11/chartex" xmlns:cx6="http://schemas.microsoft.com/office/drawing/2016/5/12/chartex" xmlns:cx7="http://schemas.microsoft.com/office/drawing/2016/5/13/chartex" xmlns:cx8="http://schemas.microsoft.com/office/drawing/2016/5/14/chartex" xmlns:mc="http://schemas.openxmlformats.org/markup-compatibility/2006" xmlns:aink="http://schemas.microsoft.com/office/drawing/2016/ink" xmlns:am3d="http://schemas.microsoft.com/office/drawing/2017/model3d" xmlns:o="urn:schemas-microsoft-com:office:office" xmlns:oel="http://schemas.microsoft.com/office/2019/extlst" xmlns:r="http://schemas.openxmlformats.org/officeDocument/2006/relationships" xmlns:m="http://schemas.openxmlformats.org/officeDocument/2006/math" xmlns:v="urn:schemas-microsoft-com:vml" xmlns:wp14="http://schemas.microsoft.com/office/word/2010/wordprocessingDrawing" xmlns:wp="http://schemas.openxmlformats.org/drawingml/2006/wordprocessingDrawing" xmlns:w10="urn:schemas-microsoft-com:office:word" xmlns:w="http://schemas.openxmlformats.org/wordprocessingml/2006/main" xmlns:w14="http://schemas.microsoft.com/office/word/2010/wordml" xmlns:w15="http://schemas.microsoft.com/office/word/2012/wordml" xmlns:w16cex="http://schemas.microsoft.com/office/word/2018/wordml/cex" xmlns:w16cid="http://schemas.microsoft.com/office/word/2016/wordml/cid" xmlns:w16="http://schemas.microsoft.com/office/word/2018/wordml" xmlns:w16du="http://schemas.microsoft.com/office/word/2023/wordml/word16du" xmlns:w16sdtdh="http://schemas.microsoft.com/office/word/2020/wordml/sdtdatahash" xmlns:w16sdtfl="http://schemas.microsoft.com/office/word/2024/wordml/sdtformatlock" xmlns:w16se="http://schemas.microsoft.com/office/word/2015/wordml/symex" xmlns:wpg="http://schemas.microsoft.com/office/word/2010/wordprocessingGroup" xmlns:wpi="http://schemas.microsoft.com/office/word/2010/wordprocessingInk" xmlns:wne="http://schemas.microsoft.com/office/word/2006/wordml" xmlns:wps="http://schemas.microsoft.com/office/word/2010/wordprocessingShape" mc:Ignorable="w14 w15 w16se w16cid w16 w16cex w16sdtdh w16sdtfl w16du wp14">
   <w:p>
     <w:pPr>
-      <w:pStyle w:val="10"/>
+      <w:pStyle w:val="Header"/>
       <w:rPr>
         <w:rFonts w:ascii="Arial" w:hAnsi="Arial" w:cs="Arial"/>
         <w:sz w:val="18"/>
@@ -1774,7 +1664,7 @@
   </w:p>
   <w:p>
     <w:pPr>
-      <w:pStyle w:val="10"/>
+      <w:pStyle w:val="Header"/>
       <w:rPr>
         <w:rFonts w:ascii="Arial" w:hAnsi="Arial" w:cs="Arial"/>
         <w:sz w:val="18"/>
@@ -1794,12 +1684,12 @@
 </file>
 
 <file path=word/numbering.xml><?xml version="1.0" encoding="utf-8"?>
-<w:numbering xmlns:wpc="http://schemas.microsoft.com/office/word/2010/wordprocessingCanvas" xmlns:mc="http://schemas.openxmlformats.org/markup-compatibility/2006" xmlns:o="urn:schemas-microsoft-com:office:office" xmlns:r="http://schemas.openxmlformats.org/officeDocument/2006/relationships" xmlns:m="http://schemas.openxmlformats.org/officeDocument/2006/math" xmlns:v="urn:schemas-microsoft-com:vml" xmlns:wp14="http://schemas.microsoft.com/office/word/2010/wordprocessingDrawing" xmlns:wp="http://schemas.openxmlformats.org/drawingml/2006/wordprocessingDrawing" xmlns:w10="urn:schemas-microsoft-com:office:word" xmlns:w="http://schemas.openxmlformats.org/wordprocessingml/2006/main" xmlns:w14="http://schemas.microsoft.com/office/word/2010/wordml" xmlns:wpg="http://schemas.microsoft.com/office/word/2010/wordprocessingGroup" xmlns:wpi="http://schemas.microsoft.com/office/word/2010/wordprocessingInk" xmlns:wne="http://schemas.microsoft.com/office/word/2006/wordml" xmlns:wps="http://schemas.microsoft.com/office/word/2010/wordprocessingShape" xmlns:wpsCustomData="http://www.wps.cn/officeDocument/2013/wpsCustomData" mc:Ignorable="w14 wp14">
-  <w:abstractNum w:abstractNumId="0">
+<w:numbering xmlns:wpc="http://schemas.microsoft.com/office/word/2010/wordprocessingCanvas" xmlns:cx="http://schemas.microsoft.com/office/drawing/2014/chartex" xmlns:cx1="http://schemas.microsoft.com/office/drawing/2015/9/8/chartex" xmlns:cx2="http://schemas.microsoft.com/office/drawing/2015/10/21/chartex" xmlns:cx3="http://schemas.microsoft.com/office/drawing/2016/5/9/chartex" xmlns:cx4="http://schemas.microsoft.com/office/drawing/2016/5/10/chartex" xmlns:cx5="http://schemas.microsoft.com/office/drawing/2016/5/11/chartex" xmlns:cx6="http://schemas.microsoft.com/office/drawing/2016/5/12/chartex" xmlns:cx7="http://schemas.microsoft.com/office/drawing/2016/5/13/chartex" xmlns:cx8="http://schemas.microsoft.com/office/drawing/2016/5/14/chartex" xmlns:mc="http://schemas.openxmlformats.org/markup-compatibility/2006" xmlns:aink="http://schemas.microsoft.com/office/drawing/2016/ink" xmlns:am3d="http://schemas.microsoft.com/office/drawing/2017/model3d" xmlns:o="urn:schemas-microsoft-com:office:office" xmlns:oel="http://schemas.microsoft.com/office/2019/extlst" xmlns:r="http://schemas.openxmlformats.org/officeDocument/2006/relationships" xmlns:m="http://schemas.openxmlformats.org/officeDocument/2006/math" xmlns:v="urn:schemas-microsoft-com:vml" xmlns:wp14="http://schemas.microsoft.com/office/word/2010/wordprocessingDrawing" xmlns:wp="http://schemas.openxmlformats.org/drawingml/2006/wordprocessingDrawing" xmlns:w10="urn:schemas-microsoft-com:office:word" xmlns:w="http://schemas.openxmlformats.org/wordprocessingml/2006/main" xmlns:w14="http://schemas.microsoft.com/office/word/2010/wordml" xmlns:w15="http://schemas.microsoft.com/office/word/2012/wordml" xmlns:w16cex="http://schemas.microsoft.com/office/word/2018/wordml/cex" xmlns:w16cid="http://schemas.microsoft.com/office/word/2016/wordml/cid" xmlns:w16="http://schemas.microsoft.com/office/word/2018/wordml" xmlns:w16du="http://schemas.microsoft.com/office/word/2023/wordml/word16du" xmlns:w16sdtdh="http://schemas.microsoft.com/office/word/2020/wordml/sdtdatahash" xmlns:w16sdtfl="http://schemas.microsoft.com/office/word/2024/wordml/sdtformatlock" xmlns:w16se="http://schemas.microsoft.com/office/word/2015/wordml/symex" xmlns:wpg="http://schemas.microsoft.com/office/word/2010/wordprocessingGroup" xmlns:wpi="http://schemas.microsoft.com/office/word/2010/wordprocessingInk" xmlns:wne="http://schemas.microsoft.com/office/word/2006/wordml" xmlns:wps="http://schemas.microsoft.com/office/word/2010/wordprocessingShape" mc:Ignorable="w14 w15 w16se w16cid w16 w16cex w16sdtdh w16sdtfl w16du wp14">
+  <w:abstractNum w:abstractNumId="0" w15:restartNumberingAfterBreak="0">
     <w:nsid w:val="9DFE8EB8"/>
     <w:multiLevelType w:val="multilevel"/>
     <w:tmpl w:val="9DFE8EB8"/>
-    <w:lvl w:ilvl="0" w:tentative="0">
+    <w:lvl w:ilvl="0">
       <w:start w:val="1"/>
       <w:numFmt w:val="lowerLetter"/>
       <w:lvlText w:val="%1."/>
@@ -1808,7 +1698,7 @@
         <w:ind w:left="792" w:hanging="360"/>
       </w:pPr>
     </w:lvl>
-    <w:lvl w:ilvl="1" w:tentative="0">
+    <w:lvl w:ilvl="1">
       <w:start w:val="1"/>
       <w:numFmt w:val="decimal"/>
       <w:lvlText w:val="%2."/>
@@ -1820,7 +1710,7 @@
         <w:ind w:left="1080" w:hanging="360"/>
       </w:pPr>
     </w:lvl>
-    <w:lvl w:ilvl="2" w:tentative="0">
+    <w:lvl w:ilvl="2">
       <w:start w:val="1"/>
       <w:numFmt w:val="decimal"/>
       <w:lvlText w:val="%3."/>
@@ -1832,7 +1722,7 @@
         <w:ind w:left="1440" w:hanging="360"/>
       </w:pPr>
     </w:lvl>
-    <w:lvl w:ilvl="3" w:tentative="0">
+    <w:lvl w:ilvl="3">
       <w:start w:val="1"/>
       <w:numFmt w:val="decimal"/>
       <w:lvlText w:val="%4."/>
@@ -1844,7 +1734,7 @@
         <w:ind w:left="1800" w:hanging="360"/>
       </w:pPr>
     </w:lvl>
-    <w:lvl w:ilvl="4" w:tentative="0">
+    <w:lvl w:ilvl="4">
       <w:start w:val="1"/>
       <w:numFmt w:val="decimal"/>
       <w:lvlText w:val="%5."/>
@@ -1856,7 +1746,7 @@
         <w:ind w:left="2160" w:hanging="360"/>
       </w:pPr>
     </w:lvl>
-    <w:lvl w:ilvl="5" w:tentative="0">
+    <w:lvl w:ilvl="5">
       <w:start w:val="1"/>
       <w:numFmt w:val="decimal"/>
       <w:lvlText w:val="%6."/>
@@ -1868,7 +1758,7 @@
         <w:ind w:left="2520" w:hanging="360"/>
       </w:pPr>
     </w:lvl>
-    <w:lvl w:ilvl="6" w:tentative="0">
+    <w:lvl w:ilvl="6">
       <w:start w:val="1"/>
       <w:numFmt w:val="decimal"/>
       <w:lvlText w:val="%7."/>
@@ -1880,7 +1770,7 @@
         <w:ind w:left="2880" w:hanging="360"/>
       </w:pPr>
     </w:lvl>
-    <w:lvl w:ilvl="7" w:tentative="0">
+    <w:lvl w:ilvl="7">
       <w:start w:val="1"/>
       <w:numFmt w:val="decimal"/>
       <w:lvlText w:val="%8."/>
@@ -1892,7 +1782,7 @@
         <w:ind w:left="3240" w:hanging="360"/>
       </w:pPr>
     </w:lvl>
-    <w:lvl w:ilvl="8" w:tentative="0">
+    <w:lvl w:ilvl="8">
       <w:start w:val="1"/>
       <w:numFmt w:val="decimal"/>
       <w:lvlText w:val="%9."/>
@@ -1905,303 +1795,338 @@
       </w:pPr>
     </w:lvl>
   </w:abstractNum>
-  <w:num w:numId="1">
+  <w:num w:numId="1" w16cid:durableId="1055741851">
     <w:abstractNumId w:val="0"/>
   </w:num>
 </w:numbering>
 </file>
 
 <file path=word/styles.xml><?xml version="1.0" encoding="utf-8"?>
-<w:styles xmlns:mc="http://schemas.openxmlformats.org/markup-compatibility/2006" xmlns:o="urn:schemas-microsoft-com:office:office" xmlns:r="http://schemas.openxmlformats.org/officeDocument/2006/relationships" xmlns:m="http://schemas.openxmlformats.org/officeDocument/2006/math" xmlns:v="urn:schemas-microsoft-com:vml" xmlns:w="http://schemas.openxmlformats.org/wordprocessingml/2006/main" xmlns:w14="http://schemas.microsoft.com/office/word/2010/wordml" xmlns:w10="urn:schemas-microsoft-com:office:word" xmlns:sl="http://schemas.openxmlformats.org/schemaLibrary/2006/main" xmlns:wpsCustomData="http://www.wps.cn/officeDocument/2013/wpsCustomData" mc:Ignorable="w14">
+<w:styles xmlns:mc="http://schemas.openxmlformats.org/markup-compatibility/2006" xmlns:r="http://schemas.openxmlformats.org/officeDocument/2006/relationships" xmlns:w="http://schemas.openxmlformats.org/wordprocessingml/2006/main" xmlns:w14="http://schemas.microsoft.com/office/word/2010/wordml" xmlns:w15="http://schemas.microsoft.com/office/word/2012/wordml" xmlns:w16cex="http://schemas.microsoft.com/office/word/2018/wordml/cex" xmlns:w16cid="http://schemas.microsoft.com/office/word/2016/wordml/cid" xmlns:w16="http://schemas.microsoft.com/office/word/2018/wordml" xmlns:w16du="http://schemas.microsoft.com/office/word/2023/wordml/word16du" xmlns:w16sdtdh="http://schemas.microsoft.com/office/word/2020/wordml/sdtdatahash" xmlns:w16sdtfl="http://schemas.microsoft.com/office/word/2024/wordml/sdtformatlock" xmlns:w16se="http://schemas.microsoft.com/office/word/2015/wordml/symex" mc:Ignorable="w14 w15 w16se w16cid w16 w16cex w16sdtdh w16sdtfl w16du">
   <w:docDefaults>
     <w:rPrDefault>
       <w:rPr>
-        <w:rFonts w:ascii="Times New Roman" w:hAnsi="Times New Roman" w:eastAsia="Times New Roman" w:cs="Times New Roman"/>
+        <w:rFonts w:ascii="Times New Roman" w:eastAsia="Times New Roman" w:hAnsi="Times New Roman" w:cs="Times New Roman"/>
+        <w:lang w:val="en-GB" w:eastAsia="en-GB" w:bidi="ar-SA"/>
       </w:rPr>
     </w:rPrDefault>
     <w:pPrDefault/>
   </w:docDefaults>
-  <w:latentStyles w:count="260" w:defQFormat="0" w:defUnhideWhenUsed="1" w:defSemiHidden="1" w:defUIPriority="99" w:defLockedState="0">
-    <w:lsdException w:qFormat="1" w:unhideWhenUsed="0" w:uiPriority="0" w:semiHidden="0" w:name="Normal"/>
-    <w:lsdException w:qFormat="1" w:unhideWhenUsed="0" w:uiPriority="0" w:semiHidden="0" w:name="heading 1"/>
-    <w:lsdException w:qFormat="1" w:uiPriority="0" w:name="heading 2"/>
-    <w:lsdException w:qFormat="1" w:uiPriority="0" w:name="heading 3"/>
-    <w:lsdException w:qFormat="1" w:uiPriority="0" w:name="heading 4"/>
-    <w:lsdException w:qFormat="1" w:uiPriority="0" w:name="heading 5"/>
-    <w:lsdException w:qFormat="1" w:uiPriority="0" w:name="heading 6"/>
-    <w:lsdException w:qFormat="1" w:uiPriority="0" w:name="heading 7"/>
-    <w:lsdException w:qFormat="1" w:uiPriority="0" w:name="heading 8"/>
-    <w:lsdException w:qFormat="1" w:uiPriority="0" w:name="heading 9"/>
-    <w:lsdException w:unhideWhenUsed="0" w:uiPriority="0" w:semiHidden="0" w:name="index 1"/>
-    <w:lsdException w:unhideWhenUsed="0" w:uiPriority="0" w:semiHidden="0" w:name="index 2"/>
-    <w:lsdException w:unhideWhenUsed="0" w:uiPriority="0" w:semiHidden="0" w:name="index 3"/>
-    <w:lsdException w:unhideWhenUsed="0" w:uiPriority="0" w:semiHidden="0" w:name="index 4"/>
-    <w:lsdException w:unhideWhenUsed="0" w:uiPriority="0" w:semiHidden="0" w:name="index 5"/>
-    <w:lsdException w:unhideWhenUsed="0" w:uiPriority="0" w:semiHidden="0" w:name="index 6"/>
-    <w:lsdException w:unhideWhenUsed="0" w:uiPriority="0" w:semiHidden="0" w:name="index 7"/>
-    <w:lsdException w:unhideWhenUsed="0" w:uiPriority="0" w:semiHidden="0" w:name="index 8"/>
-    <w:lsdException w:unhideWhenUsed="0" w:uiPriority="0" w:semiHidden="0" w:name="index 9"/>
-    <w:lsdException w:unhideWhenUsed="0" w:uiPriority="0" w:semiHidden="0" w:name="toc 1"/>
-    <w:lsdException w:unhideWhenUsed="0" w:uiPriority="0" w:semiHidden="0" w:name="toc 2"/>
-    <w:lsdException w:unhideWhenUsed="0" w:uiPriority="0" w:semiHidden="0" w:name="toc 3"/>
-    <w:lsdException w:unhideWhenUsed="0" w:uiPriority="0" w:semiHidden="0" w:name="toc 4"/>
-    <w:lsdException w:unhideWhenUsed="0" w:uiPriority="0" w:semiHidden="0" w:name="toc 5"/>
-    <w:lsdException w:unhideWhenUsed="0" w:uiPriority="0" w:semiHidden="0" w:name="toc 6"/>
-    <w:lsdException w:unhideWhenUsed="0" w:uiPriority="0" w:semiHidden="0" w:name="toc 7"/>
-    <w:lsdException w:unhideWhenUsed="0" w:uiPriority="0" w:semiHidden="0" w:name="toc 8"/>
-    <w:lsdException w:unhideWhenUsed="0" w:uiPriority="0" w:semiHidden="0" w:name="toc 9"/>
-    <w:lsdException w:unhideWhenUsed="0" w:uiPriority="0" w:semiHidden="0" w:name="Normal Indent"/>
-    <w:lsdException w:unhideWhenUsed="0" w:uiPriority="0" w:semiHidden="0" w:name="footnote text"/>
-    <w:lsdException w:unhideWhenUsed="0" w:uiPriority="0" w:semiHidden="0" w:name="annotation text"/>
-    <w:lsdException w:unhideWhenUsed="0" w:uiPriority="0" w:semiHidden="0" w:name="header"/>
-    <w:lsdException w:unhideWhenUsed="0" w:uiPriority="99" w:semiHidden="0" w:name="footer"/>
-    <w:lsdException w:unhideWhenUsed="0" w:uiPriority="0" w:semiHidden="0" w:name="index heading"/>
-    <w:lsdException w:unhideWhenUsed="0" w:uiPriority="0" w:semiHidden="0" w:name="caption"/>
-    <w:lsdException w:unhideWhenUsed="0" w:uiPriority="0" w:semiHidden="0" w:name="table of figures"/>
-    <w:lsdException w:unhideWhenUsed="0" w:uiPriority="0" w:semiHidden="0" w:name="envelope address"/>
-    <w:lsdException w:unhideWhenUsed="0" w:uiPriority="0" w:semiHidden="0" w:name="envelope return"/>
-    <w:lsdException w:unhideWhenUsed="0" w:uiPriority="0" w:semiHidden="0" w:name="footnote reference"/>
-    <w:lsdException w:qFormat="1" w:unhideWhenUsed="0" w:uiPriority="0" w:semiHidden="0" w:name="annotation reference"/>
-    <w:lsdException w:unhideWhenUsed="0" w:uiPriority="0" w:semiHidden="0" w:name="line number"/>
-    <w:lsdException w:qFormat="1" w:unhideWhenUsed="0" w:uiPriority="0" w:semiHidden="0" w:name="page number"/>
-    <w:lsdException w:unhideWhenUsed="0" w:uiPriority="0" w:semiHidden="0" w:name="endnote reference"/>
-    <w:lsdException w:unhideWhenUsed="0" w:uiPriority="0" w:semiHidden="0" w:name="endnote text"/>
-    <w:lsdException w:unhideWhenUsed="0" w:uiPriority="0" w:semiHidden="0" w:name="table of authorities"/>
-    <w:lsdException w:unhideWhenUsed="0" w:uiPriority="0" w:semiHidden="0" w:name="macro"/>
-    <w:lsdException w:unhideWhenUsed="0" w:uiPriority="0" w:semiHidden="0" w:name="toa heading"/>
-    <w:lsdException w:unhideWhenUsed="0" w:uiPriority="0" w:semiHidden="0" w:name="List"/>
-    <w:lsdException w:unhideWhenUsed="0" w:uiPriority="0" w:semiHidden="0" w:name="List Bullet"/>
-    <w:lsdException w:unhideWhenUsed="0" w:uiPriority="0" w:semiHidden="0" w:name="List Number"/>
-    <w:lsdException w:unhideWhenUsed="0" w:uiPriority="0" w:semiHidden="0" w:name="List 2"/>
-    <w:lsdException w:unhideWhenUsed="0" w:uiPriority="0" w:semiHidden="0" w:name="List 3"/>
-    <w:lsdException w:unhideWhenUsed="0" w:uiPriority="0" w:semiHidden="0" w:name="List 4"/>
-    <w:lsdException w:unhideWhenUsed="0" w:uiPriority="0" w:semiHidden="0" w:name="List 5"/>
-    <w:lsdException w:unhideWhenUsed="0" w:uiPriority="0" w:semiHidden="0" w:name="List Bullet 2"/>
-    <w:lsdException w:unhideWhenUsed="0" w:uiPriority="0" w:semiHidden="0" w:name="List Bullet 3"/>
-    <w:lsdException w:unhideWhenUsed="0" w:uiPriority="0" w:semiHidden="0" w:name="List Bullet 4"/>
-    <w:lsdException w:unhideWhenUsed="0" w:uiPriority="0" w:semiHidden="0" w:name="List Bullet 5"/>
-    <w:lsdException w:unhideWhenUsed="0" w:uiPriority="0" w:semiHidden="0" w:name="List Number 2"/>
-    <w:lsdException w:unhideWhenUsed="0" w:uiPriority="0" w:semiHidden="0" w:name="List Number 3"/>
-    <w:lsdException w:unhideWhenUsed="0" w:uiPriority="0" w:semiHidden="0" w:name="List Number 4"/>
-    <w:lsdException w:unhideWhenUsed="0" w:uiPriority="0" w:semiHidden="0" w:name="List Number 5"/>
-    <w:lsdException w:qFormat="1" w:unhideWhenUsed="0" w:uiPriority="0" w:semiHidden="0" w:name="Title"/>
-    <w:lsdException w:unhideWhenUsed="0" w:uiPriority="0" w:semiHidden="0" w:name="Closing"/>
-    <w:lsdException w:unhideWhenUsed="0" w:uiPriority="0" w:semiHidden="0" w:name="Signature"/>
-    <w:lsdException w:qFormat="1" w:uiPriority="1" w:name="Default Paragraph Font"/>
-    <w:lsdException w:unhideWhenUsed="0" w:uiPriority="0" w:semiHidden="0" w:name="Body Text"/>
-    <w:lsdException w:unhideWhenUsed="0" w:uiPriority="0" w:semiHidden="0" w:name="Body Text Indent"/>
-    <w:lsdException w:unhideWhenUsed="0" w:uiPriority="0" w:semiHidden="0" w:name="List Continue"/>
-    <w:lsdException w:unhideWhenUsed="0" w:uiPriority="0" w:semiHidden="0" w:name="List Continue 2"/>
-    <w:lsdException w:unhideWhenUsed="0" w:uiPriority="0" w:semiHidden="0" w:name="List Continue 3"/>
-    <w:lsdException w:unhideWhenUsed="0" w:uiPriority="0" w:semiHidden="0" w:name="List Continue 4"/>
-    <w:lsdException w:unhideWhenUsed="0" w:uiPriority="0" w:semiHidden="0" w:name="List Continue 5"/>
-    <w:lsdException w:unhideWhenUsed="0" w:uiPriority="0" w:semiHidden="0" w:name="Message Header"/>
-    <w:lsdException w:qFormat="1" w:unhideWhenUsed="0" w:uiPriority="0" w:semiHidden="0" w:name="Subtitle"/>
-    <w:lsdException w:unhideWhenUsed="0" w:uiPriority="0" w:semiHidden="0" w:name="Salutation"/>
-    <w:lsdException w:unhideWhenUsed="0" w:uiPriority="0" w:semiHidden="0" w:name="Date"/>
-    <w:lsdException w:unhideWhenUsed="0" w:uiPriority="0" w:semiHidden="0" w:name="Body Text First Indent"/>
-    <w:lsdException w:unhideWhenUsed="0" w:uiPriority="0" w:semiHidden="0" w:name="Body Text First Indent 2"/>
-    <w:lsdException w:unhideWhenUsed="0" w:uiPriority="0" w:semiHidden="0" w:name="Note Heading"/>
-    <w:lsdException w:unhideWhenUsed="0" w:uiPriority="0" w:semiHidden="0" w:name="Body Text 2"/>
-    <w:lsdException w:unhideWhenUsed="0" w:uiPriority="0" w:semiHidden="0" w:name="Body Text 3"/>
-    <w:lsdException w:unhideWhenUsed="0" w:uiPriority="0" w:semiHidden="0" w:name="Body Text Indent 2"/>
-    <w:lsdException w:unhideWhenUsed="0" w:uiPriority="0" w:semiHidden="0" w:name="Body Text Indent 3"/>
-    <w:lsdException w:unhideWhenUsed="0" w:uiPriority="0" w:semiHidden="0" w:name="Block Text"/>
-    <w:lsdException w:unhideWhenUsed="0" w:uiPriority="0" w:semiHidden="0" w:name="Hyperlink"/>
-    <w:lsdException w:unhideWhenUsed="0" w:uiPriority="0" w:semiHidden="0" w:name="FollowedHyperlink"/>
-    <w:lsdException w:qFormat="1" w:unhideWhenUsed="0" w:uiPriority="0" w:semiHidden="0" w:name="Strong"/>
-    <w:lsdException w:qFormat="1" w:unhideWhenUsed="0" w:uiPriority="0" w:semiHidden="0" w:name="Emphasis"/>
-    <w:lsdException w:unhideWhenUsed="0" w:uiPriority="0" w:semiHidden="0" w:name="Document Map"/>
-    <w:lsdException w:unhideWhenUsed="0" w:uiPriority="0" w:semiHidden="0" w:name="Plain Text"/>
-    <w:lsdException w:unhideWhenUsed="0" w:uiPriority="0" w:semiHidden="0" w:name="E-mail Signature"/>
-    <w:lsdException w:unhideWhenUsed="0" w:uiPriority="0" w:semiHidden="0" w:name="Normal (Web)"/>
-    <w:lsdException w:unhideWhenUsed="0" w:uiPriority="0" w:semiHidden="0" w:name="HTML Acronym"/>
-    <w:lsdException w:unhideWhenUsed="0" w:uiPriority="0" w:semiHidden="0" w:name="HTML Address"/>
-    <w:lsdException w:unhideWhenUsed="0" w:uiPriority="0" w:semiHidden="0" w:name="HTML Cite"/>
-    <w:lsdException w:unhideWhenUsed="0" w:uiPriority="0" w:semiHidden="0" w:name="HTML Code"/>
-    <w:lsdException w:unhideWhenUsed="0" w:uiPriority="0" w:semiHidden="0" w:name="HTML Definition"/>
-    <w:lsdException w:unhideWhenUsed="0" w:uiPriority="0" w:semiHidden="0" w:name="HTML Keyboard"/>
-    <w:lsdException w:unhideWhenUsed="0" w:uiPriority="0" w:semiHidden="0" w:name="HTML Preformatted"/>
-    <w:lsdException w:unhideWhenUsed="0" w:uiPriority="0" w:semiHidden="0" w:name="HTML Sample"/>
-    <w:lsdException w:unhideWhenUsed="0" w:uiPriority="0" w:semiHidden="0" w:name="HTML Typewriter"/>
-    <w:lsdException w:unhideWhenUsed="0" w:uiPriority="0" w:semiHidden="0" w:name="HTML Variable"/>
-    <w:lsdException w:uiPriority="99" w:name="Normal Table"/>
-    <w:lsdException w:unhideWhenUsed="0" w:uiPriority="0" w:semiHidden="0" w:name="annotation subject"/>
-    <w:lsdException w:unhideWhenUsed="0" w:uiPriority="0" w:semiHidden="0" w:name="Table Simple 1"/>
-    <w:lsdException w:unhideWhenUsed="0" w:uiPriority="0" w:semiHidden="0" w:name="Table Simple 2"/>
-    <w:lsdException w:unhideWhenUsed="0" w:uiPriority="0" w:semiHidden="0" w:name="Table Simple 3"/>
-    <w:lsdException w:unhideWhenUsed="0" w:uiPriority="0" w:semiHidden="0" w:name="Table Classic 1"/>
-    <w:lsdException w:unhideWhenUsed="0" w:uiPriority="0" w:semiHidden="0" w:name="Table Classic 2"/>
-    <w:lsdException w:unhideWhenUsed="0" w:uiPriority="0" w:semiHidden="0" w:name="Table Classic 3"/>
-    <w:lsdException w:unhideWhenUsed="0" w:uiPriority="0" w:semiHidden="0" w:name="Table Classic 4"/>
-    <w:lsdException w:unhideWhenUsed="0" w:uiPriority="0" w:semiHidden="0" w:name="Table Colorful 1"/>
-    <w:lsdException w:unhideWhenUsed="0" w:uiPriority="0" w:semiHidden="0" w:name="Table Colorful 2"/>
-    <w:lsdException w:unhideWhenUsed="0" w:uiPriority="0" w:semiHidden="0" w:name="Table Colorful 3"/>
-    <w:lsdException w:unhideWhenUsed="0" w:uiPriority="0" w:semiHidden="0" w:name="Table Columns 1"/>
-    <w:lsdException w:unhideWhenUsed="0" w:uiPriority="0" w:semiHidden="0" w:name="Table Columns 2"/>
-    <w:lsdException w:unhideWhenUsed="0" w:uiPriority="0" w:semiHidden="0" w:name="Table Columns 3"/>
-    <w:lsdException w:unhideWhenUsed="0" w:uiPriority="0" w:semiHidden="0" w:name="Table Columns 4"/>
-    <w:lsdException w:unhideWhenUsed="0" w:uiPriority="0" w:semiHidden="0" w:name="Table Columns 5"/>
-    <w:lsdException w:unhideWhenUsed="0" w:uiPriority="0" w:semiHidden="0" w:name="Table Grid 1"/>
-    <w:lsdException w:unhideWhenUsed="0" w:uiPriority="0" w:semiHidden="0" w:name="Table Grid 2"/>
-    <w:lsdException w:unhideWhenUsed="0" w:uiPriority="0" w:semiHidden="0" w:name="Table Grid 3"/>
-    <w:lsdException w:unhideWhenUsed="0" w:uiPriority="0" w:semiHidden="0" w:name="Table Grid 4"/>
-    <w:lsdException w:unhideWhenUsed="0" w:uiPriority="0" w:semiHidden="0" w:name="Table Grid 5"/>
-    <w:lsdException w:unhideWhenUsed="0" w:uiPriority="0" w:semiHidden="0" w:name="Table Grid 6"/>
-    <w:lsdException w:unhideWhenUsed="0" w:uiPriority="0" w:semiHidden="0" w:name="Table Grid 7"/>
-    <w:lsdException w:unhideWhenUsed="0" w:uiPriority="0" w:semiHidden="0" w:name="Table Grid 8"/>
-    <w:lsdException w:unhideWhenUsed="0" w:uiPriority="0" w:semiHidden="0" w:name="Table List 1"/>
-    <w:lsdException w:unhideWhenUsed="0" w:uiPriority="0" w:semiHidden="0" w:name="Table List 2"/>
-    <w:lsdException w:unhideWhenUsed="0" w:uiPriority="0" w:semiHidden="0" w:name="Table List 3"/>
-    <w:lsdException w:unhideWhenUsed="0" w:uiPriority="0" w:semiHidden="0" w:name="Table List 4"/>
-    <w:lsdException w:unhideWhenUsed="0" w:uiPriority="0" w:semiHidden="0" w:name="Table List 5"/>
-    <w:lsdException w:unhideWhenUsed="0" w:uiPriority="0" w:semiHidden="0" w:name="Table List 6"/>
-    <w:lsdException w:unhideWhenUsed="0" w:uiPriority="0" w:semiHidden="0" w:name="Table List 7"/>
-    <w:lsdException w:unhideWhenUsed="0" w:uiPriority="0" w:semiHidden="0" w:name="Table List 8"/>
-    <w:lsdException w:unhideWhenUsed="0" w:uiPriority="0" w:semiHidden="0" w:name="Table 3D effects 1"/>
-    <w:lsdException w:unhideWhenUsed="0" w:uiPriority="0" w:semiHidden="0" w:name="Table 3D effects 2"/>
-    <w:lsdException w:unhideWhenUsed="0" w:uiPriority="0" w:semiHidden="0" w:name="Table 3D effects 3"/>
-    <w:lsdException w:unhideWhenUsed="0" w:uiPriority="0" w:semiHidden="0" w:name="Table Contemporary"/>
-    <w:lsdException w:unhideWhenUsed="0" w:uiPriority="0" w:semiHidden="0" w:name="Table Elegant"/>
-    <w:lsdException w:unhideWhenUsed="0" w:uiPriority="0" w:semiHidden="0" w:name="Table Professional"/>
-    <w:lsdException w:unhideWhenUsed="0" w:uiPriority="0" w:semiHidden="0" w:name="Table Subtle 1"/>
-    <w:lsdException w:unhideWhenUsed="0" w:uiPriority="0" w:semiHidden="0" w:name="Table Subtle 2"/>
-    <w:lsdException w:unhideWhenUsed="0" w:uiPriority="0" w:semiHidden="0" w:name="Table Web 1"/>
-    <w:lsdException w:unhideWhenUsed="0" w:uiPriority="0" w:semiHidden="0" w:name="Table Web 2"/>
-    <w:lsdException w:unhideWhenUsed="0" w:uiPriority="0" w:semiHidden="0" w:name="Table Web 3"/>
-    <w:lsdException w:unhideWhenUsed="0" w:uiPriority="0" w:semiHidden="0" w:name="Balloon Text"/>
-    <w:lsdException w:unhideWhenUsed="0" w:uiPriority="0" w:semiHidden="0" w:name="Table Grid"/>
-    <w:lsdException w:unhideWhenUsed="0" w:uiPriority="0" w:semiHidden="0" w:name="Table Theme"/>
-    <w:lsdException w:unhideWhenUsed="0" w:uiPriority="60" w:semiHidden="0" w:name="Light Shading"/>
-    <w:lsdException w:unhideWhenUsed="0" w:uiPriority="61" w:semiHidden="0" w:name="Light List"/>
-    <w:lsdException w:unhideWhenUsed="0" w:uiPriority="62" w:semiHidden="0" w:name="Light Grid"/>
-    <w:lsdException w:unhideWhenUsed="0" w:uiPriority="63" w:semiHidden="0" w:name="Medium Shading 1"/>
-    <w:lsdException w:unhideWhenUsed="0" w:uiPriority="64" w:semiHidden="0" w:name="Medium Shading 2"/>
-    <w:lsdException w:unhideWhenUsed="0" w:uiPriority="65" w:semiHidden="0" w:name="Medium List 1"/>
-    <w:lsdException w:unhideWhenUsed="0" w:uiPriority="66" w:semiHidden="0" w:name="Medium List 2"/>
-    <w:lsdException w:unhideWhenUsed="0" w:uiPriority="67" w:semiHidden="0" w:name="Medium Grid 1"/>
-    <w:lsdException w:unhideWhenUsed="0" w:uiPriority="68" w:semiHidden="0" w:name="Medium Grid 2"/>
-    <w:lsdException w:unhideWhenUsed="0" w:uiPriority="69" w:semiHidden="0" w:name="Medium Grid 3"/>
-    <w:lsdException w:unhideWhenUsed="0" w:uiPriority="70" w:semiHidden="0" w:name="Dark List"/>
-    <w:lsdException w:unhideWhenUsed="0" w:uiPriority="71" w:semiHidden="0" w:name="Colorful Shading"/>
-    <w:lsdException w:unhideWhenUsed="0" w:uiPriority="72" w:semiHidden="0" w:name="Colorful List"/>
-    <w:lsdException w:unhideWhenUsed="0" w:uiPriority="73" w:semiHidden="0" w:name="Colorful Grid"/>
-    <w:lsdException w:unhideWhenUsed="0" w:uiPriority="60" w:semiHidden="0" w:name="Light Shading Accent 1"/>
-    <w:lsdException w:unhideWhenUsed="0" w:uiPriority="61" w:semiHidden="0" w:name="Light List Accent 1"/>
-    <w:lsdException w:unhideWhenUsed="0" w:uiPriority="62" w:semiHidden="0" w:name="Light Grid Accent 1"/>
-    <w:lsdException w:unhideWhenUsed="0" w:uiPriority="63" w:semiHidden="0" w:name="Medium Shading 1 Accent 1"/>
-    <w:lsdException w:unhideWhenUsed="0" w:uiPriority="64" w:semiHidden="0" w:name="Medium Shading 2 Accent 1"/>
-    <w:lsdException w:unhideWhenUsed="0" w:uiPriority="65" w:semiHidden="0" w:name="Medium List 1 Accent 1"/>
-    <w:lsdException w:unhideWhenUsed="0" w:uiPriority="66" w:semiHidden="0" w:name="Medium List 2 Accent 1"/>
-    <w:lsdException w:unhideWhenUsed="0" w:uiPriority="67" w:semiHidden="0" w:name="Medium Grid 1 Accent 1"/>
-    <w:lsdException w:unhideWhenUsed="0" w:uiPriority="68" w:semiHidden="0" w:name="Medium Grid 2 Accent 1"/>
-    <w:lsdException w:unhideWhenUsed="0" w:uiPriority="69" w:semiHidden="0" w:name="Medium Grid 3 Accent 1"/>
-    <w:lsdException w:unhideWhenUsed="0" w:uiPriority="70" w:semiHidden="0" w:name="Dark List Accent 1"/>
-    <w:lsdException w:unhideWhenUsed="0" w:uiPriority="71" w:semiHidden="0" w:name="Colorful Shading Accent 1"/>
-    <w:lsdException w:unhideWhenUsed="0" w:uiPriority="72" w:semiHidden="0" w:name="Colorful List Accent 1"/>
-    <w:lsdException w:unhideWhenUsed="0" w:uiPriority="73" w:semiHidden="0" w:name="Colorful Grid Accent 1"/>
-    <w:lsdException w:unhideWhenUsed="0" w:uiPriority="60" w:semiHidden="0" w:name="Light Shading Accent 2"/>
-    <w:lsdException w:unhideWhenUsed="0" w:uiPriority="61" w:semiHidden="0" w:name="Light List Accent 2"/>
-    <w:lsdException w:unhideWhenUsed="0" w:uiPriority="62" w:semiHidden="0" w:name="Light Grid Accent 2"/>
-    <w:lsdException w:unhideWhenUsed="0" w:uiPriority="63" w:semiHidden="0" w:name="Medium Shading 1 Accent 2"/>
-    <w:lsdException w:unhideWhenUsed="0" w:uiPriority="64" w:semiHidden="0" w:name="Medium Shading 2 Accent 2"/>
-    <w:lsdException w:unhideWhenUsed="0" w:uiPriority="65" w:semiHidden="0" w:name="Medium List 1 Accent 2"/>
-    <w:lsdException w:unhideWhenUsed="0" w:uiPriority="66" w:semiHidden="0" w:name="Medium List 2 Accent 2"/>
-    <w:lsdException w:unhideWhenUsed="0" w:uiPriority="67" w:semiHidden="0" w:name="Medium Grid 1 Accent 2"/>
-    <w:lsdException w:unhideWhenUsed="0" w:uiPriority="68" w:semiHidden="0" w:name="Medium Grid 2 Accent 2"/>
-    <w:lsdException w:unhideWhenUsed="0" w:uiPriority="69" w:semiHidden="0" w:name="Medium Grid 3 Accent 2"/>
-    <w:lsdException w:unhideWhenUsed="0" w:uiPriority="70" w:semiHidden="0" w:name="Dark List Accent 2"/>
-    <w:lsdException w:unhideWhenUsed="0" w:uiPriority="71" w:semiHidden="0" w:name="Colorful Shading Accent 2"/>
-    <w:lsdException w:unhideWhenUsed="0" w:uiPriority="72" w:semiHidden="0" w:name="Colorful List Accent 2"/>
-    <w:lsdException w:unhideWhenUsed="0" w:uiPriority="73" w:semiHidden="0" w:name="Colorful Grid Accent 2"/>
-    <w:lsdException w:unhideWhenUsed="0" w:uiPriority="60" w:semiHidden="0" w:name="Light Shading Accent 3"/>
-    <w:lsdException w:unhideWhenUsed="0" w:uiPriority="61" w:semiHidden="0" w:name="Light List Accent 3"/>
-    <w:lsdException w:unhideWhenUsed="0" w:uiPriority="62" w:semiHidden="0" w:name="Light Grid Accent 3"/>
-    <w:lsdException w:unhideWhenUsed="0" w:uiPriority="63" w:semiHidden="0" w:name="Medium Shading 1 Accent 3"/>
-    <w:lsdException w:unhideWhenUsed="0" w:uiPriority="64" w:semiHidden="0" w:name="Medium Shading 2 Accent 3"/>
-    <w:lsdException w:unhideWhenUsed="0" w:uiPriority="65" w:semiHidden="0" w:name="Medium List 1 Accent 3"/>
-    <w:lsdException w:unhideWhenUsed="0" w:uiPriority="66" w:semiHidden="0" w:name="Medium List 2 Accent 3"/>
-    <w:lsdException w:unhideWhenUsed="0" w:uiPriority="67" w:semiHidden="0" w:name="Medium Grid 1 Accent 3"/>
-    <w:lsdException w:unhideWhenUsed="0" w:uiPriority="68" w:semiHidden="0" w:name="Medium Grid 2 Accent 3"/>
-    <w:lsdException w:unhideWhenUsed="0" w:uiPriority="69" w:semiHidden="0" w:name="Medium Grid 3 Accent 3"/>
-    <w:lsdException w:unhideWhenUsed="0" w:uiPriority="70" w:semiHidden="0" w:name="Dark List Accent 3"/>
-    <w:lsdException w:unhideWhenUsed="0" w:uiPriority="71" w:semiHidden="0" w:name="Colorful Shading Accent 3"/>
-    <w:lsdException w:unhideWhenUsed="0" w:uiPriority="72" w:semiHidden="0" w:name="Colorful List Accent 3"/>
-    <w:lsdException w:unhideWhenUsed="0" w:uiPriority="73" w:semiHidden="0" w:name="Colorful Grid Accent 3"/>
-    <w:lsdException w:unhideWhenUsed="0" w:uiPriority="60" w:semiHidden="0" w:name="Light Shading Accent 4"/>
-    <w:lsdException w:unhideWhenUsed="0" w:uiPriority="61" w:semiHidden="0" w:name="Light List Accent 4"/>
-    <w:lsdException w:unhideWhenUsed="0" w:uiPriority="62" w:semiHidden="0" w:name="Light Grid Accent 4"/>
-    <w:lsdException w:unhideWhenUsed="0" w:uiPriority="63" w:semiHidden="0" w:name="Medium Shading 1 Accent 4"/>
-    <w:lsdException w:unhideWhenUsed="0" w:uiPriority="64" w:semiHidden="0" w:name="Medium Shading 2 Accent 4"/>
-    <w:lsdException w:unhideWhenUsed="0" w:uiPriority="65" w:semiHidden="0" w:name="Medium List 1 Accent 4"/>
-    <w:lsdException w:unhideWhenUsed="0" w:uiPriority="66" w:semiHidden="0" w:name="Medium List 2 Accent 4"/>
-    <w:lsdException w:unhideWhenUsed="0" w:uiPriority="67" w:semiHidden="0" w:name="Medium Grid 1 Accent 4"/>
-    <w:lsdException w:unhideWhenUsed="0" w:uiPriority="68" w:semiHidden="0" w:name="Medium Grid 2 Accent 4"/>
-    <w:lsdException w:unhideWhenUsed="0" w:uiPriority="69" w:semiHidden="0" w:name="Medium Grid 3 Accent 4"/>
-    <w:lsdException w:unhideWhenUsed="0" w:uiPriority="70" w:semiHidden="0" w:name="Dark List Accent 4"/>
-    <w:lsdException w:unhideWhenUsed="0" w:uiPriority="71" w:semiHidden="0" w:name="Colorful Shading Accent 4"/>
-    <w:lsdException w:unhideWhenUsed="0" w:uiPriority="72" w:semiHidden="0" w:name="Colorful List Accent 4"/>
-    <w:lsdException w:unhideWhenUsed="0" w:uiPriority="73" w:semiHidden="0" w:name="Colorful Grid Accent 4"/>
-    <w:lsdException w:unhideWhenUsed="0" w:uiPriority="60" w:semiHidden="0" w:name="Light Shading Accent 5"/>
-    <w:lsdException w:unhideWhenUsed="0" w:uiPriority="61" w:semiHidden="0" w:name="Light List Accent 5"/>
-    <w:lsdException w:unhideWhenUsed="0" w:uiPriority="62" w:semiHidden="0" w:name="Light Grid Accent 5"/>
-    <w:lsdException w:unhideWhenUsed="0" w:uiPriority="63" w:semiHidden="0" w:name="Medium Shading 1 Accent 5"/>
-    <w:lsdException w:unhideWhenUsed="0" w:uiPriority="64" w:semiHidden="0" w:name="Medium Shading 2 Accent 5"/>
-    <w:lsdException w:unhideWhenUsed="0" w:uiPriority="65" w:semiHidden="0" w:name="Medium List 1 Accent 5"/>
-    <w:lsdException w:unhideWhenUsed="0" w:uiPriority="66" w:semiHidden="0" w:name="Medium List 2 Accent 5"/>
-    <w:lsdException w:unhideWhenUsed="0" w:uiPriority="67" w:semiHidden="0" w:name="Medium Grid 1 Accent 5"/>
-    <w:lsdException w:unhideWhenUsed="0" w:uiPriority="68" w:semiHidden="0" w:name="Medium Grid 2 Accent 5"/>
-    <w:lsdException w:unhideWhenUsed="0" w:uiPriority="69" w:semiHidden="0" w:name="Medium Grid 3 Accent 5"/>
-    <w:lsdException w:unhideWhenUsed="0" w:uiPriority="70" w:semiHidden="0" w:name="Dark List Accent 5"/>
-    <w:lsdException w:unhideWhenUsed="0" w:uiPriority="71" w:semiHidden="0" w:name="Colorful Shading Accent 5"/>
-    <w:lsdException w:unhideWhenUsed="0" w:uiPriority="72" w:semiHidden="0" w:name="Colorful List Accent 5"/>
-    <w:lsdException w:unhideWhenUsed="0" w:uiPriority="73" w:semiHidden="0" w:name="Colorful Grid Accent 5"/>
-    <w:lsdException w:unhideWhenUsed="0" w:uiPriority="60" w:semiHidden="0" w:name="Light Shading Accent 6"/>
-    <w:lsdException w:unhideWhenUsed="0" w:uiPriority="61" w:semiHidden="0" w:name="Light List Accent 6"/>
-    <w:lsdException w:unhideWhenUsed="0" w:uiPriority="62" w:semiHidden="0" w:name="Light Grid Accent 6"/>
-    <w:lsdException w:unhideWhenUsed="0" w:uiPriority="63" w:semiHidden="0" w:name="Medium Shading 1 Accent 6"/>
-    <w:lsdException w:unhideWhenUsed="0" w:uiPriority="64" w:semiHidden="0" w:name="Medium Shading 2 Accent 6"/>
-    <w:lsdException w:unhideWhenUsed="0" w:uiPriority="65" w:semiHidden="0" w:name="Medium List 1 Accent 6"/>
-    <w:lsdException w:unhideWhenUsed="0" w:uiPriority="66" w:semiHidden="0" w:name="Medium List 2 Accent 6"/>
-    <w:lsdException w:unhideWhenUsed="0" w:uiPriority="67" w:semiHidden="0" w:name="Medium Grid 1 Accent 6"/>
-    <w:lsdException w:unhideWhenUsed="0" w:uiPriority="68" w:semiHidden="0" w:name="Medium Grid 2 Accent 6"/>
-    <w:lsdException w:unhideWhenUsed="0" w:uiPriority="69" w:semiHidden="0" w:name="Medium Grid 3 Accent 6"/>
-    <w:lsdException w:unhideWhenUsed="0" w:uiPriority="70" w:semiHidden="0" w:name="Dark List Accent 6"/>
-    <w:lsdException w:unhideWhenUsed="0" w:uiPriority="71" w:semiHidden="0" w:name="Colorful Shading Accent 6"/>
-    <w:lsdException w:unhideWhenUsed="0" w:uiPriority="72" w:semiHidden="0" w:name="Colorful List Accent 6"/>
-    <w:lsdException w:unhideWhenUsed="0" w:uiPriority="73" w:semiHidden="0" w:name="Colorful Grid Accent 6"/>
+  <w:latentStyles w:defLockedState="0" w:defUIPriority="0" w:defSemiHidden="0" w:defUnhideWhenUsed="0" w:defQFormat="0" w:count="376">
+    <w:lsdException w:name="Normal" w:qFormat="1"/>
+    <w:lsdException w:name="heading 1" w:qFormat="1"/>
+    <w:lsdException w:name="heading 2" w:semiHidden="1" w:unhideWhenUsed="1" w:qFormat="1"/>
+    <w:lsdException w:name="heading 3" w:semiHidden="1" w:unhideWhenUsed="1" w:qFormat="1"/>
+    <w:lsdException w:name="heading 4" w:semiHidden="1" w:unhideWhenUsed="1" w:qFormat="1"/>
+    <w:lsdException w:name="heading 5" w:semiHidden="1" w:unhideWhenUsed="1" w:qFormat="1"/>
+    <w:lsdException w:name="heading 6" w:semiHidden="1" w:unhideWhenUsed="1" w:qFormat="1"/>
+    <w:lsdException w:name="heading 7" w:semiHidden="1" w:unhideWhenUsed="1" w:qFormat="1"/>
+    <w:lsdException w:name="heading 8" w:semiHidden="1" w:unhideWhenUsed="1" w:qFormat="1"/>
+    <w:lsdException w:name="heading 9" w:semiHidden="1" w:unhideWhenUsed="1" w:qFormat="1"/>
+    <w:lsdException w:name="footer" w:uiPriority="99"/>
+    <w:lsdException w:name="annotation reference" w:qFormat="1"/>
+    <w:lsdException w:name="page number" w:qFormat="1"/>
+    <w:lsdException w:name="Title" w:qFormat="1"/>
+    <w:lsdException w:name="Default Paragraph Font" w:semiHidden="1" w:uiPriority="1" w:unhideWhenUsed="1" w:qFormat="1"/>
+    <w:lsdException w:name="Subtitle" w:qFormat="1"/>
+    <w:lsdException w:name="Strong" w:qFormat="1"/>
+    <w:lsdException w:name="Emphasis" w:qFormat="1"/>
+    <w:lsdException w:name="HTML Top of Form" w:semiHidden="1" w:uiPriority="99" w:unhideWhenUsed="1"/>
+    <w:lsdException w:name="HTML Bottom of Form" w:semiHidden="1" w:uiPriority="99" w:unhideWhenUsed="1"/>
+    <w:lsdException w:name="Normal Table" w:semiHidden="1" w:uiPriority="99" w:unhideWhenUsed="1"/>
+    <w:lsdException w:name="No List" w:semiHidden="1" w:uiPriority="99" w:unhideWhenUsed="1"/>
+    <w:lsdException w:name="Outline List 1" w:semiHidden="1" w:uiPriority="99" w:unhideWhenUsed="1"/>
+    <w:lsdException w:name="Outline List 2" w:semiHidden="1" w:uiPriority="99" w:unhideWhenUsed="1"/>
+    <w:lsdException w:name="Outline List 3" w:semiHidden="1" w:uiPriority="99" w:unhideWhenUsed="1"/>
+    <w:lsdException w:name="Table Simple 1" w:semiHidden="1" w:unhideWhenUsed="1"/>
+    <w:lsdException w:name="Table Simple 2" w:semiHidden="1" w:unhideWhenUsed="1"/>
+    <w:lsdException w:name="Table Simple 3" w:semiHidden="1" w:unhideWhenUsed="1"/>
+    <w:lsdException w:name="Table Classic 1" w:semiHidden="1" w:unhideWhenUsed="1"/>
+    <w:lsdException w:name="Table Classic 2" w:semiHidden="1" w:unhideWhenUsed="1"/>
+    <w:lsdException w:name="Table Classic 3" w:semiHidden="1" w:unhideWhenUsed="1"/>
+    <w:lsdException w:name="Table Classic 4" w:semiHidden="1" w:unhideWhenUsed="1"/>
+    <w:lsdException w:name="Table Colorful 1" w:semiHidden="1" w:unhideWhenUsed="1"/>
+    <w:lsdException w:name="Table Colorful 2" w:semiHidden="1" w:unhideWhenUsed="1"/>
+    <w:lsdException w:name="Table Colorful 3" w:semiHidden="1" w:unhideWhenUsed="1"/>
+    <w:lsdException w:name="Table Columns 1" w:semiHidden="1" w:unhideWhenUsed="1"/>
+    <w:lsdException w:name="Table Columns 2" w:semiHidden="1" w:unhideWhenUsed="1"/>
+    <w:lsdException w:name="Table Columns 3" w:semiHidden="1" w:unhideWhenUsed="1"/>
+    <w:lsdException w:name="Table Columns 4" w:semiHidden="1" w:unhideWhenUsed="1"/>
+    <w:lsdException w:name="Table Columns 5" w:semiHidden="1" w:unhideWhenUsed="1"/>
+    <w:lsdException w:name="Table Grid 1" w:semiHidden="1" w:unhideWhenUsed="1"/>
+    <w:lsdException w:name="Table Grid 2" w:semiHidden="1" w:unhideWhenUsed="1"/>
+    <w:lsdException w:name="Table Grid 3" w:semiHidden="1" w:unhideWhenUsed="1"/>
+    <w:lsdException w:name="Table Grid 4" w:semiHidden="1" w:unhideWhenUsed="1"/>
+    <w:lsdException w:name="Table Grid 5" w:semiHidden="1" w:unhideWhenUsed="1"/>
+    <w:lsdException w:name="Table Grid 6" w:semiHidden="1" w:unhideWhenUsed="1"/>
+    <w:lsdException w:name="Table Grid 7" w:semiHidden="1" w:unhideWhenUsed="1"/>
+    <w:lsdException w:name="Table Grid 8" w:semiHidden="1" w:unhideWhenUsed="1"/>
+    <w:lsdException w:name="Table List 1" w:semiHidden="1" w:unhideWhenUsed="1"/>
+    <w:lsdException w:name="Table List 2" w:semiHidden="1" w:unhideWhenUsed="1"/>
+    <w:lsdException w:name="Table List 3" w:semiHidden="1" w:unhideWhenUsed="1"/>
+    <w:lsdException w:name="Table List 4" w:semiHidden="1" w:unhideWhenUsed="1"/>
+    <w:lsdException w:name="Table List 5" w:semiHidden="1" w:unhideWhenUsed="1"/>
+    <w:lsdException w:name="Table List 6" w:semiHidden="1" w:unhideWhenUsed="1"/>
+    <w:lsdException w:name="Table List 7" w:semiHidden="1" w:unhideWhenUsed="1"/>
+    <w:lsdException w:name="Table List 8" w:semiHidden="1" w:unhideWhenUsed="1"/>
+    <w:lsdException w:name="Table 3D effects 1" w:semiHidden="1" w:unhideWhenUsed="1"/>
+    <w:lsdException w:name="Table 3D effects 2" w:semiHidden="1" w:unhideWhenUsed="1"/>
+    <w:lsdException w:name="Table 3D effects 3" w:semiHidden="1" w:unhideWhenUsed="1"/>
+    <w:lsdException w:name="Table Contemporary" w:semiHidden="1" w:unhideWhenUsed="1"/>
+    <w:lsdException w:name="Table Elegant" w:semiHidden="1" w:unhideWhenUsed="1"/>
+    <w:lsdException w:name="Table Professional" w:semiHidden="1" w:unhideWhenUsed="1"/>
+    <w:lsdException w:name="Table Subtle 1" w:semiHidden="1" w:unhideWhenUsed="1"/>
+    <w:lsdException w:name="Table Subtle 2" w:semiHidden="1" w:unhideWhenUsed="1"/>
+    <w:lsdException w:name="Table Web 1" w:semiHidden="1" w:unhideWhenUsed="1"/>
+    <w:lsdException w:name="Table Web 2" w:semiHidden="1" w:unhideWhenUsed="1"/>
+    <w:lsdException w:name="Table Web 3" w:semiHidden="1" w:unhideWhenUsed="1"/>
+    <w:lsdException w:name="Table Theme" w:semiHidden="1" w:unhideWhenUsed="1"/>
+    <w:lsdException w:name="Placeholder Text" w:semiHidden="1" w:uiPriority="99" w:unhideWhenUsed="1"/>
+    <w:lsdException w:name="No Spacing" w:semiHidden="1" w:uiPriority="99" w:unhideWhenUsed="1"/>
+    <w:lsdException w:name="Light Shading" w:uiPriority="60"/>
+    <w:lsdException w:name="Light List" w:uiPriority="61"/>
+    <w:lsdException w:name="Light Grid" w:uiPriority="62"/>
+    <w:lsdException w:name="Medium Shading 1" w:uiPriority="63"/>
+    <w:lsdException w:name="Medium Shading 2" w:uiPriority="64"/>
+    <w:lsdException w:name="Medium List 1" w:uiPriority="65"/>
+    <w:lsdException w:name="Medium List 2" w:uiPriority="66"/>
+    <w:lsdException w:name="Medium Grid 1" w:uiPriority="67"/>
+    <w:lsdException w:name="Medium Grid 2" w:uiPriority="68"/>
+    <w:lsdException w:name="Medium Grid 3" w:uiPriority="69"/>
+    <w:lsdException w:name="Dark List" w:uiPriority="70"/>
+    <w:lsdException w:name="Colorful Shading" w:uiPriority="71"/>
+    <w:lsdException w:name="Colorful List" w:uiPriority="72"/>
+    <w:lsdException w:name="Colorful Grid" w:uiPriority="73"/>
+    <w:lsdException w:name="Light Shading Accent 1" w:uiPriority="60"/>
+    <w:lsdException w:name="Light List Accent 1" w:uiPriority="61"/>
+    <w:lsdException w:name="Light Grid Accent 1" w:uiPriority="62"/>
+    <w:lsdException w:name="Medium Shading 1 Accent 1" w:uiPriority="63"/>
+    <w:lsdException w:name="Medium Shading 2 Accent 1" w:uiPriority="64"/>
+    <w:lsdException w:name="Medium List 1 Accent 1" w:uiPriority="65"/>
+    <w:lsdException w:name="Revision" w:semiHidden="1" w:uiPriority="99" w:unhideWhenUsed="1"/>
+    <w:lsdException w:name="List Paragraph" w:semiHidden="1" w:uiPriority="99" w:unhideWhenUsed="1"/>
+    <w:lsdException w:name="Quote" w:semiHidden="1" w:uiPriority="99" w:unhideWhenUsed="1"/>
+    <w:lsdException w:name="Intense Quote" w:semiHidden="1" w:uiPriority="99" w:unhideWhenUsed="1"/>
+    <w:lsdException w:name="Medium List 2 Accent 1" w:uiPriority="66"/>
+    <w:lsdException w:name="Medium Grid 1 Accent 1" w:uiPriority="67"/>
+    <w:lsdException w:name="Medium Grid 2 Accent 1" w:uiPriority="68"/>
+    <w:lsdException w:name="Medium Grid 3 Accent 1" w:uiPriority="69"/>
+    <w:lsdException w:name="Dark List Accent 1" w:uiPriority="70"/>
+    <w:lsdException w:name="Colorful Shading Accent 1" w:uiPriority="71"/>
+    <w:lsdException w:name="Colorful List Accent 1" w:uiPriority="72"/>
+    <w:lsdException w:name="Colorful Grid Accent 1" w:uiPriority="73"/>
+    <w:lsdException w:name="Light Shading Accent 2" w:uiPriority="60"/>
+    <w:lsdException w:name="Light List Accent 2" w:uiPriority="61"/>
+    <w:lsdException w:name="Light Grid Accent 2" w:uiPriority="62"/>
+    <w:lsdException w:name="Medium Shading 1 Accent 2" w:uiPriority="63"/>
+    <w:lsdException w:name="Medium Shading 2 Accent 2" w:uiPriority="64"/>
+    <w:lsdException w:name="Medium List 1 Accent 2" w:uiPriority="65"/>
+    <w:lsdException w:name="Medium List 2 Accent 2" w:uiPriority="66"/>
+    <w:lsdException w:name="Medium Grid 1 Accent 2" w:uiPriority="67"/>
+    <w:lsdException w:name="Medium Grid 2 Accent 2" w:uiPriority="68"/>
+    <w:lsdException w:name="Medium Grid 3 Accent 2" w:uiPriority="69"/>
+    <w:lsdException w:name="Dark List Accent 2" w:uiPriority="70"/>
+    <w:lsdException w:name="Colorful Shading Accent 2" w:uiPriority="71"/>
+    <w:lsdException w:name="Colorful List Accent 2" w:uiPriority="72"/>
+    <w:lsdException w:name="Colorful Grid Accent 2" w:uiPriority="73"/>
+    <w:lsdException w:name="Light Shading Accent 3" w:uiPriority="60"/>
+    <w:lsdException w:name="Light List Accent 3" w:uiPriority="61"/>
+    <w:lsdException w:name="Light Grid Accent 3" w:uiPriority="62"/>
+    <w:lsdException w:name="Medium Shading 1 Accent 3" w:uiPriority="63"/>
+    <w:lsdException w:name="Medium Shading 2 Accent 3" w:uiPriority="64"/>
+    <w:lsdException w:name="Medium List 1 Accent 3" w:uiPriority="65"/>
+    <w:lsdException w:name="Medium List 2 Accent 3" w:uiPriority="66"/>
+    <w:lsdException w:name="Medium Grid 1 Accent 3" w:uiPriority="67"/>
+    <w:lsdException w:name="Medium Grid 2 Accent 3" w:uiPriority="68"/>
+    <w:lsdException w:name="Medium Grid 3 Accent 3" w:uiPriority="69"/>
+    <w:lsdException w:name="Dark List Accent 3" w:uiPriority="70"/>
+    <w:lsdException w:name="Colorful Shading Accent 3" w:uiPriority="71"/>
+    <w:lsdException w:name="Colorful List Accent 3" w:uiPriority="72"/>
+    <w:lsdException w:name="Colorful Grid Accent 3" w:uiPriority="73"/>
+    <w:lsdException w:name="Light Shading Accent 4" w:uiPriority="60"/>
+    <w:lsdException w:name="Light List Accent 4" w:uiPriority="61"/>
+    <w:lsdException w:name="Light Grid Accent 4" w:uiPriority="62"/>
+    <w:lsdException w:name="Medium Shading 1 Accent 4" w:uiPriority="63"/>
+    <w:lsdException w:name="Medium Shading 2 Accent 4" w:uiPriority="64"/>
+    <w:lsdException w:name="Medium List 1 Accent 4" w:uiPriority="65"/>
+    <w:lsdException w:name="Medium List 2 Accent 4" w:uiPriority="66"/>
+    <w:lsdException w:name="Medium Grid 1 Accent 4" w:uiPriority="67"/>
+    <w:lsdException w:name="Medium Grid 2 Accent 4" w:uiPriority="68"/>
+    <w:lsdException w:name="Medium Grid 3 Accent 4" w:uiPriority="69"/>
+    <w:lsdException w:name="Dark List Accent 4" w:uiPriority="70"/>
+    <w:lsdException w:name="Colorful Shading Accent 4" w:uiPriority="71"/>
+    <w:lsdException w:name="Colorful List Accent 4" w:uiPriority="72"/>
+    <w:lsdException w:name="Colorful Grid Accent 4" w:uiPriority="73"/>
+    <w:lsdException w:name="Light Shading Accent 5" w:uiPriority="60"/>
+    <w:lsdException w:name="Light List Accent 5" w:uiPriority="61"/>
+    <w:lsdException w:name="Light Grid Accent 5" w:uiPriority="62"/>
+    <w:lsdException w:name="Medium Shading 1 Accent 5" w:uiPriority="63"/>
+    <w:lsdException w:name="Medium Shading 2 Accent 5" w:uiPriority="64"/>
+    <w:lsdException w:name="Medium List 1 Accent 5" w:uiPriority="65"/>
+    <w:lsdException w:name="Medium List 2 Accent 5" w:uiPriority="66"/>
+    <w:lsdException w:name="Medium Grid 1 Accent 5" w:uiPriority="67"/>
+    <w:lsdException w:name="Medium Grid 2 Accent 5" w:uiPriority="68"/>
+    <w:lsdException w:name="Medium Grid 3 Accent 5" w:uiPriority="69"/>
+    <w:lsdException w:name="Dark List Accent 5" w:uiPriority="70"/>
+    <w:lsdException w:name="Colorful Shading Accent 5" w:uiPriority="71"/>
+    <w:lsdException w:name="Colorful List Accent 5" w:uiPriority="72"/>
+    <w:lsdException w:name="Colorful Grid Accent 5" w:uiPriority="73"/>
+    <w:lsdException w:name="Light Shading Accent 6" w:uiPriority="60"/>
+    <w:lsdException w:name="Light List Accent 6" w:uiPriority="61"/>
+    <w:lsdException w:name="Light Grid Accent 6" w:uiPriority="62"/>
+    <w:lsdException w:name="Medium Shading 1 Accent 6" w:uiPriority="63"/>
+    <w:lsdException w:name="Medium Shading 2 Accent 6" w:uiPriority="64"/>
+    <w:lsdException w:name="Medium List 1 Accent 6" w:uiPriority="65"/>
+    <w:lsdException w:name="Medium List 2 Accent 6" w:uiPriority="66"/>
+    <w:lsdException w:name="Medium Grid 1 Accent 6" w:uiPriority="67"/>
+    <w:lsdException w:name="Medium Grid 2 Accent 6" w:uiPriority="68"/>
+    <w:lsdException w:name="Medium Grid 3 Accent 6" w:uiPriority="69"/>
+    <w:lsdException w:name="Dark List Accent 6" w:uiPriority="70"/>
+    <w:lsdException w:name="Colorful Shading Accent 6" w:uiPriority="71"/>
+    <w:lsdException w:name="Colorful List Accent 6" w:uiPriority="72"/>
+    <w:lsdException w:name="Colorful Grid Accent 6" w:uiPriority="73"/>
+    <w:lsdException w:name="Subtle Emphasis" w:uiPriority="19" w:qFormat="1"/>
+    <w:lsdException w:name="Intense Emphasis" w:uiPriority="21" w:qFormat="1"/>
+    <w:lsdException w:name="Subtle Reference" w:uiPriority="31" w:qFormat="1"/>
+    <w:lsdException w:name="Intense Reference" w:uiPriority="32" w:qFormat="1"/>
+    <w:lsdException w:name="Book Title" w:uiPriority="33" w:qFormat="1"/>
+    <w:lsdException w:name="Bibliography" w:semiHidden="1" w:uiPriority="37" w:unhideWhenUsed="1"/>
+    <w:lsdException w:name="TOC Heading" w:semiHidden="1" w:uiPriority="39" w:unhideWhenUsed="1" w:qFormat="1"/>
+    <w:lsdException w:name="Plain Table 1" w:uiPriority="41"/>
+    <w:lsdException w:name="Plain Table 2" w:uiPriority="42"/>
+    <w:lsdException w:name="Plain Table 3" w:uiPriority="43"/>
+    <w:lsdException w:name="Plain Table 4" w:uiPriority="44"/>
+    <w:lsdException w:name="Plain Table 5" w:uiPriority="45"/>
+    <w:lsdException w:name="Grid Table Light" w:uiPriority="40"/>
+    <w:lsdException w:name="Grid Table 1 Light" w:uiPriority="46"/>
+    <w:lsdException w:name="Grid Table 2" w:uiPriority="47"/>
+    <w:lsdException w:name="Grid Table 3" w:uiPriority="48"/>
+    <w:lsdException w:name="Grid Table 4" w:uiPriority="49"/>
+    <w:lsdException w:name="Grid Table 5 Dark" w:uiPriority="50"/>
+    <w:lsdException w:name="Grid Table 6 Colorful" w:uiPriority="51"/>
+    <w:lsdException w:name="Grid Table 7 Colorful" w:uiPriority="52"/>
+    <w:lsdException w:name="Grid Table 1 Light Accent 1" w:uiPriority="46"/>
+    <w:lsdException w:name="Grid Table 2 Accent 1" w:uiPriority="47"/>
+    <w:lsdException w:name="Grid Table 3 Accent 1" w:uiPriority="48"/>
+    <w:lsdException w:name="Grid Table 4 Accent 1" w:uiPriority="49"/>
+    <w:lsdException w:name="Grid Table 5 Dark Accent 1" w:uiPriority="50"/>
+    <w:lsdException w:name="Grid Table 6 Colorful Accent 1" w:uiPriority="51"/>
+    <w:lsdException w:name="Grid Table 7 Colorful Accent 1" w:uiPriority="52"/>
+    <w:lsdException w:name="Grid Table 1 Light Accent 2" w:uiPriority="46"/>
+    <w:lsdException w:name="Grid Table 2 Accent 2" w:uiPriority="47"/>
+    <w:lsdException w:name="Grid Table 3 Accent 2" w:uiPriority="48"/>
+    <w:lsdException w:name="Grid Table 4 Accent 2" w:uiPriority="49"/>
+    <w:lsdException w:name="Grid Table 5 Dark Accent 2" w:uiPriority="50"/>
+    <w:lsdException w:name="Grid Table 6 Colorful Accent 2" w:uiPriority="51"/>
+    <w:lsdException w:name="Grid Table 7 Colorful Accent 2" w:uiPriority="52"/>
+    <w:lsdException w:name="Grid Table 1 Light Accent 3" w:uiPriority="46"/>
+    <w:lsdException w:name="Grid Table 2 Accent 3" w:uiPriority="47"/>
+    <w:lsdException w:name="Grid Table 3 Accent 3" w:uiPriority="48"/>
+    <w:lsdException w:name="Grid Table 4 Accent 3" w:uiPriority="49"/>
+    <w:lsdException w:name="Grid Table 5 Dark Accent 3" w:uiPriority="50"/>
+    <w:lsdException w:name="Grid Table 6 Colorful Accent 3" w:uiPriority="51"/>
+    <w:lsdException w:name="Grid Table 7 Colorful Accent 3" w:uiPriority="52"/>
+    <w:lsdException w:name="Grid Table 1 Light Accent 4" w:uiPriority="46"/>
+    <w:lsdException w:name="Grid Table 2 Accent 4" w:uiPriority="47"/>
+    <w:lsdException w:name="Grid Table 3 Accent 4" w:uiPriority="48"/>
+    <w:lsdException w:name="Grid Table 4 Accent 4" w:uiPriority="49"/>
+    <w:lsdException w:name="Grid Table 5 Dark Accent 4" w:uiPriority="50"/>
+    <w:lsdException w:name="Grid Table 6 Colorful Accent 4" w:uiPriority="51"/>
+    <w:lsdException w:name="Grid Table 7 Colorful Accent 4" w:uiPriority="52"/>
+    <w:lsdException w:name="Grid Table 1 Light Accent 5" w:uiPriority="46"/>
+    <w:lsdException w:name="Grid Table 2 Accent 5" w:uiPriority="47"/>
+    <w:lsdException w:name="Grid Table 3 Accent 5" w:uiPriority="48"/>
+    <w:lsdException w:name="Grid Table 4 Accent 5" w:uiPriority="49"/>
+    <w:lsdException w:name="Grid Table 5 Dark Accent 5" w:uiPriority="50"/>
+    <w:lsdException w:name="Grid Table 6 Colorful Accent 5" w:uiPriority="51"/>
+    <w:lsdException w:name="Grid Table 7 Colorful Accent 5" w:uiPriority="52"/>
+    <w:lsdException w:name="Grid Table 1 Light Accent 6" w:uiPriority="46"/>
+    <w:lsdException w:name="Grid Table 2 Accent 6" w:uiPriority="47"/>
+    <w:lsdException w:name="Grid Table 3 Accent 6" w:uiPriority="48"/>
+    <w:lsdException w:name="Grid Table 4 Accent 6" w:uiPriority="49"/>
+    <w:lsdException w:name="Grid Table 5 Dark Accent 6" w:uiPriority="50"/>
+    <w:lsdException w:name="Grid Table 6 Colorful Accent 6" w:uiPriority="51"/>
+    <w:lsdException w:name="Grid Table 7 Colorful Accent 6" w:uiPriority="52"/>
+    <w:lsdException w:name="List Table 1 Light" w:uiPriority="46"/>
+    <w:lsdException w:name="List Table 2" w:uiPriority="47"/>
+    <w:lsdException w:name="List Table 3" w:uiPriority="48"/>
+    <w:lsdException w:name="List Table 4" w:uiPriority="49"/>
+    <w:lsdException w:name="List Table 5 Dark" w:uiPriority="50"/>
+    <w:lsdException w:name="List Table 6 Colorful" w:uiPriority="51"/>
+    <w:lsdException w:name="List Table 7 Colorful" w:uiPriority="52"/>
+    <w:lsdException w:name="List Table 1 Light Accent 1" w:uiPriority="46"/>
+    <w:lsdException w:name="List Table 2 Accent 1" w:uiPriority="47"/>
+    <w:lsdException w:name="List Table 3 Accent 1" w:uiPriority="48"/>
+    <w:lsdException w:name="List Table 4 Accent 1" w:uiPriority="49"/>
+    <w:lsdException w:name="List Table 5 Dark Accent 1" w:uiPriority="50"/>
+    <w:lsdException w:name="List Table 6 Colorful Accent 1" w:uiPriority="51"/>
+    <w:lsdException w:name="List Table 7 Colorful Accent 1" w:uiPriority="52"/>
+    <w:lsdException w:name="List Table 1 Light Accent 2" w:uiPriority="46"/>
+    <w:lsdException w:name="List Table 2 Accent 2" w:uiPriority="47"/>
+    <w:lsdException w:name="List Table 3 Accent 2" w:uiPriority="48"/>
+    <w:lsdException w:name="List Table 4 Accent 2" w:uiPriority="49"/>
+    <w:lsdException w:name="List Table 5 Dark Accent 2" w:uiPriority="50"/>
+    <w:lsdException w:name="List Table 6 Colorful Accent 2" w:uiPriority="51"/>
+    <w:lsdException w:name="List Table 7 Colorful Accent 2" w:uiPriority="52"/>
+    <w:lsdException w:name="List Table 1 Light Accent 3" w:uiPriority="46"/>
+    <w:lsdException w:name="List Table 2 Accent 3" w:uiPriority="47"/>
+    <w:lsdException w:name="List Table 3 Accent 3" w:uiPriority="48"/>
+    <w:lsdException w:name="List Table 4 Accent 3" w:uiPriority="49"/>
+    <w:lsdException w:name="List Table 5 Dark Accent 3" w:uiPriority="50"/>
+    <w:lsdException w:name="List Table 6 Colorful Accent 3" w:uiPriority="51"/>
+    <w:lsdException w:name="List Table 7 Colorful Accent 3" w:uiPriority="52"/>
+    <w:lsdException w:name="List Table 1 Light Accent 4" w:uiPriority="46"/>
+    <w:lsdException w:name="List Table 2 Accent 4" w:uiPriority="47"/>
+    <w:lsdException w:name="List Table 3 Accent 4" w:uiPriority="48"/>
+    <w:lsdException w:name="List Table 4 Accent 4" w:uiPriority="49"/>
+    <w:lsdException w:name="List Table 5 Dark Accent 4" w:uiPriority="50"/>
+    <w:lsdException w:name="List Table 6 Colorful Accent 4" w:uiPriority="51"/>
+    <w:lsdException w:name="List Table 7 Colorful Accent 4" w:uiPriority="52"/>
+    <w:lsdException w:name="List Table 1 Light Accent 5" w:uiPriority="46"/>
+    <w:lsdException w:name="List Table 2 Accent 5" w:uiPriority="47"/>
+    <w:lsdException w:name="List Table 3 Accent 5" w:uiPriority="48"/>
+    <w:lsdException w:name="List Table 4 Accent 5" w:uiPriority="49"/>
+    <w:lsdException w:name="List Table 5 Dark Accent 5" w:uiPriority="50"/>
+    <w:lsdException w:name="List Table 6 Colorful Accent 5" w:uiPriority="51"/>
+    <w:lsdException w:name="List Table 7 Colorful Accent 5" w:uiPriority="52"/>
+    <w:lsdException w:name="List Table 1 Light Accent 6" w:uiPriority="46"/>
+    <w:lsdException w:name="List Table 2 Accent 6" w:uiPriority="47"/>
+    <w:lsdException w:name="List Table 3 Accent 6" w:uiPriority="48"/>
+    <w:lsdException w:name="List Table 4 Accent 6" w:uiPriority="49"/>
+    <w:lsdException w:name="List Table 5 Dark Accent 6" w:uiPriority="50"/>
+    <w:lsdException w:name="List Table 6 Colorful Accent 6" w:uiPriority="51"/>
+    <w:lsdException w:name="List Table 7 Colorful Accent 6" w:uiPriority="52"/>
+    <w:lsdException w:name="Mention" w:semiHidden="1" w:uiPriority="99" w:unhideWhenUsed="1"/>
+    <w:lsdException w:name="Smart Hyperlink" w:semiHidden="1" w:uiPriority="99" w:unhideWhenUsed="1"/>
+    <w:lsdException w:name="Hashtag" w:semiHidden="1" w:uiPriority="99" w:unhideWhenUsed="1"/>
+    <w:lsdException w:name="Unresolved Mention" w:semiHidden="1" w:uiPriority="99" w:unhideWhenUsed="1"/>
+    <w:lsdException w:name="Smart Link" w:semiHidden="1" w:uiPriority="99" w:unhideWhenUsed="1"/>
   </w:latentStyles>
-  <w:style w:type="paragraph" w:styleId="1" w:default="1">
+  <w:style w:type="paragraph" w:default="1" w:styleId="Normal">
     <w:name w:val="Normal"/>
     <w:qFormat/>
-    <w:uiPriority w:val="0"/>
     <w:pPr>
-      <w:widowControl/>
       <w:suppressAutoHyphens/>
-      <w:bidi w:val="0"/>
-      <w:jc w:val="left"/>
     </w:pPr>
     <w:rPr>
-      <w:rFonts w:ascii="Times New Roman" w:hAnsi="Times New Roman" w:eastAsia="Times New Roman" w:cs="Times New Roman"/>
-      <w:color w:val="auto"/>
       <w:sz w:val="24"/>
       <w:szCs w:val="24"/>
-      <w:lang w:val="en-US" w:eastAsia="en-US" w:bidi="ar-SA"/>
+      <w:lang w:val="en-US" w:eastAsia="en-US"/>
     </w:rPr>
   </w:style>
-  <w:style w:type="character" w:styleId="2" w:default="1">
+  <w:style w:type="character" w:default="1" w:styleId="DefaultParagraphFont">
     <w:name w:val="Default Paragraph Font"/>
+    <w:uiPriority w:val="1"/>
     <w:semiHidden/>
     <w:unhideWhenUsed/>
-    <w:qFormat/>
-    <w:uiPriority w:val="1"/>
   </w:style>
-  <w:style w:type="table" w:styleId="3" w:default="1">
+  <w:style w:type="table" w:default="1" w:styleId="TableNormal">
     <w:name w:val="Normal Table"/>
+    <w:uiPriority w:val="99"/>
     <w:semiHidden/>
     <w:unhideWhenUsed/>
-    <w:uiPriority w:val="99"/>
     <w:tblPr>
+      <w:tblInd w:w="0" w:type="dxa"/>
       <w:tblCellMar>
         <w:top w:w="0" w:type="dxa"/>
         <w:left w:w="108" w:type="dxa"/>
@@ -2210,22 +2135,26 @@
       </w:tblCellMar>
     </w:tblPr>
   </w:style>
-  <w:style w:type="paragraph" w:styleId="4">
+  <w:style w:type="numbering" w:default="1" w:styleId="NoList">
+    <w:name w:val="No List"/>
+    <w:uiPriority w:val="99"/>
+    <w:semiHidden/>
+    <w:unhideWhenUsed/>
+  </w:style>
+  <w:style w:type="paragraph" w:styleId="BalloonText">
     <w:name w:val="Balloon Text"/>
-    <w:basedOn w:val="1"/>
-    <w:link w:val="16"/>
-    <w:uiPriority w:val="0"/>
+    <w:basedOn w:val="Normal"/>
+    <w:link w:val="BalloonTextChar"/>
     <w:rPr>
       <w:rFonts w:ascii="Tahoma" w:hAnsi="Tahoma" w:cs="Tahoma"/>
       <w:sz w:val="16"/>
       <w:szCs w:val="16"/>
     </w:rPr>
   </w:style>
-  <w:style w:type="paragraph" w:styleId="5">
+  <w:style w:type="paragraph" w:styleId="Caption">
     <w:name w:val="caption"/>
-    <w:basedOn w:val="1"/>
-    <w:next w:val="1"/>
-    <w:uiPriority w:val="0"/>
+    <w:basedOn w:val="Normal"/>
+    <w:next w:val="Normal"/>
     <w:pPr>
       <w:suppressLineNumbers/>
       <w:spacing w:before="120" w:after="120"/>
@@ -2234,44 +2163,39 @@
       <w:rFonts w:cs="FreeSans"/>
       <w:i/>
       <w:iCs/>
-      <w:sz w:val="24"/>
-      <w:szCs w:val="24"/>
     </w:rPr>
   </w:style>
-  <w:style w:type="character" w:styleId="6">
+  <w:style w:type="character" w:styleId="CommentReference">
     <w:name w:val="annotation reference"/>
     <w:qFormat/>
-    <w:uiPriority w:val="0"/>
     <w:rPr>
       <w:sz w:val="16"/>
       <w:szCs w:val="16"/>
     </w:rPr>
   </w:style>
-  <w:style w:type="paragraph" w:styleId="7">
+  <w:style w:type="paragraph" w:styleId="CommentText">
     <w:name w:val="annotation text"/>
-    <w:basedOn w:val="1"/>
-    <w:link w:val="14"/>
-    <w:uiPriority w:val="0"/>
+    <w:basedOn w:val="Normal"/>
+    <w:link w:val="CommentTextChar"/>
     <w:rPr>
       <w:sz w:val="20"/>
       <w:szCs w:val="20"/>
     </w:rPr>
   </w:style>
-  <w:style w:type="paragraph" w:styleId="8">
+  <w:style w:type="paragraph" w:styleId="CommentSubject">
     <w:name w:val="annotation subject"/>
-    <w:basedOn w:val="7"/>
-    <w:next w:val="7"/>
-    <w:link w:val="15"/>
-    <w:uiPriority w:val="0"/>
+    <w:basedOn w:val="CommentText"/>
+    <w:next w:val="CommentText"/>
+    <w:link w:val="CommentSubjectChar"/>
     <w:rPr>
       <w:b/>
       <w:bCs/>
     </w:rPr>
   </w:style>
-  <w:style w:type="paragraph" w:styleId="9">
+  <w:style w:type="paragraph" w:styleId="Footer">
     <w:name w:val="footer"/>
-    <w:basedOn w:val="1"/>
-    <w:link w:val="17"/>
+    <w:basedOn w:val="Normal"/>
+    <w:link w:val="FooterChar"/>
     <w:uiPriority w:val="99"/>
     <w:pPr>
       <w:tabs>
@@ -2284,10 +2208,9 @@
       <w:szCs w:val="20"/>
     </w:rPr>
   </w:style>
-  <w:style w:type="paragraph" w:styleId="10">
+  <w:style w:type="paragraph" w:styleId="Header">
     <w:name w:val="header"/>
-    <w:basedOn w:val="1"/>
-    <w:uiPriority w:val="0"/>
+    <w:basedOn w:val="Normal"/>
     <w:pPr>
       <w:tabs>
         <w:tab w:val="center" w:pos="4320"/>
@@ -2299,84 +2222,76 @@
       <w:szCs w:val="20"/>
     </w:rPr>
   </w:style>
-  <w:style w:type="paragraph" w:styleId="11">
+  <w:style w:type="paragraph" w:styleId="List">
     <w:name w:val="List"/>
-    <w:basedOn w:val="12"/>
-    <w:uiPriority w:val="0"/>
+    <w:basedOn w:val="TextBody"/>
     <w:rPr>
       <w:rFonts w:cs="FreeSans"/>
     </w:rPr>
   </w:style>
-  <w:style w:type="paragraph" w:styleId="12" w:customStyle="1">
+  <w:style w:type="paragraph" w:customStyle="1" w:styleId="TextBody">
     <w:name w:val="Text Body"/>
-    <w:basedOn w:val="1"/>
-    <w:uiPriority w:val="0"/>
+    <w:basedOn w:val="Normal"/>
     <w:pPr>
-      <w:spacing w:before="0" w:after="140" w:line="288" w:lineRule="auto"/>
+      <w:spacing w:after="140" w:line="288" w:lineRule="auto"/>
     </w:pPr>
   </w:style>
-  <w:style w:type="character" w:styleId="13">
+  <w:style w:type="character" w:styleId="PageNumber">
     <w:name w:val="page number"/>
-    <w:basedOn w:val="2"/>
+    <w:basedOn w:val="DefaultParagraphFont"/>
     <w:qFormat/>
-    <w:uiPriority w:val="0"/>
   </w:style>
-  <w:style w:type="character" w:styleId="14" w:customStyle="1">
+  <w:style w:type="character" w:customStyle="1" w:styleId="CommentTextChar">
     <w:name w:val="Comment Text Char"/>
-    <w:basedOn w:val="2"/>
-    <w:link w:val="7"/>
+    <w:basedOn w:val="DefaultParagraphFont"/>
+    <w:link w:val="CommentText"/>
     <w:qFormat/>
-    <w:uiPriority w:val="0"/>
   </w:style>
-  <w:style w:type="character" w:styleId="15" w:customStyle="1">
+  <w:style w:type="character" w:customStyle="1" w:styleId="CommentSubjectChar">
     <w:name w:val="Comment Subject Char"/>
-    <w:link w:val="8"/>
+    <w:link w:val="CommentSubject"/>
     <w:qFormat/>
-    <w:uiPriority w:val="0"/>
     <w:rPr>
       <w:b/>
       <w:bCs/>
     </w:rPr>
   </w:style>
-  <w:style w:type="character" w:styleId="16" w:customStyle="1">
+  <w:style w:type="character" w:customStyle="1" w:styleId="BalloonTextChar">
     <w:name w:val="Balloon Text Char"/>
-    <w:link w:val="4"/>
-    <w:uiPriority w:val="0"/>
+    <w:link w:val="BalloonText"/>
     <w:rPr>
       <w:rFonts w:ascii="Tahoma" w:hAnsi="Tahoma" w:cs="Tahoma"/>
       <w:sz w:val="16"/>
       <w:szCs w:val="16"/>
     </w:rPr>
   </w:style>
-  <w:style w:type="character" w:styleId="17" w:customStyle="1">
+  <w:style w:type="character" w:customStyle="1" w:styleId="FooterChar">
     <w:name w:val="Footer Char"/>
-    <w:basedOn w:val="2"/>
-    <w:link w:val="9"/>
+    <w:basedOn w:val="DefaultParagraphFont"/>
+    <w:link w:val="Footer"/>
     <w:uiPriority w:val="99"/>
     <w:rPr>
       <w:rFonts w:ascii="Palatino" w:hAnsi="Palatino"/>
       <w:sz w:val="24"/>
     </w:rPr>
   </w:style>
-  <w:style w:type="paragraph" w:styleId="18" w:customStyle="1">
+  <w:style w:type="paragraph" w:customStyle="1" w:styleId="Heading">
     <w:name w:val="Heading"/>
-    <w:basedOn w:val="1"/>
-    <w:next w:val="12"/>
-    <w:uiPriority w:val="0"/>
+    <w:basedOn w:val="Normal"/>
+    <w:next w:val="TextBody"/>
     <w:pPr>
       <w:keepNext/>
       <w:spacing w:before="240" w:after="120"/>
     </w:pPr>
     <w:rPr>
-      <w:rFonts w:ascii="Liberation Sans" w:hAnsi="Liberation Sans" w:eastAsia="Droid Sans Fallback" w:cs="FreeSans"/>
+      <w:rFonts w:ascii="Liberation Sans" w:eastAsia="Droid Sans Fallback" w:hAnsi="Liberation Sans" w:cs="FreeSans"/>
       <w:sz w:val="28"/>
       <w:szCs w:val="28"/>
     </w:rPr>
   </w:style>
-  <w:style w:type="paragraph" w:styleId="19" w:customStyle="1">
+  <w:style w:type="paragraph" w:customStyle="1" w:styleId="Index">
     <w:name w:val="Index"/>
-    <w:basedOn w:val="1"/>
-    <w:uiPriority w:val="0"/>
+    <w:basedOn w:val="Normal"/>
     <w:pPr>
       <w:suppressLineNumbers/>
     </w:pPr>
@@ -2668,5 +2583,6 @@
     </a:fmtScheme>
   </a:themeElements>
   <a:objectDefaults/>
+  <a:extraClrSchemeLst/>
 </a:theme>
 </file>